--- a/[1]Books/The Encounter.docx
+++ b/[1]Books/The Encounter.docx
@@ -68,6 +68,14 @@
           <w:highlight w:val="none"/>
         </w:rPr>
       </w:r>
+      <w:r>
+        <w:rPr>
+          <w:rFonts w:ascii="Calibri" w:hAnsi="Calibri" w:eastAsia="Calibri" w:cs="Calibri"/>
+          <w:sz w:val="24"/>
+          <w:szCs w:val="24"/>
+          <w:highlight w:val="none"/>
+        </w:rPr>
+      </w:r>
     </w:p>
     <w:p>
       <w:pPr>
@@ -145,6 +153,14 @@
           <w:highlight w:val="none"/>
         </w:rPr>
       </w:r>
+      <w:r>
+        <w:rPr>
+          <w:rFonts w:ascii="Calibri" w:hAnsi="Calibri" w:eastAsia="Calibri" w:cs="Calibri"/>
+          <w:sz w:val="24"/>
+          <w:szCs w:val="24"/>
+          <w:highlight w:val="none"/>
+        </w:rPr>
+      </w:r>
     </w:p>
     <w:p>
       <w:pPr>
@@ -175,6 +191,14 @@
           <w:highlight w:val="none"/>
         </w:rPr>
       </w:r>
+      <w:r>
+        <w:rPr>
+          <w:rFonts w:ascii="Calibri" w:hAnsi="Calibri" w:eastAsia="Calibri" w:cs="Calibri"/>
+          <w:sz w:val="24"/>
+          <w:szCs w:val="24"/>
+          <w:highlight w:val="none"/>
+        </w:rPr>
+      </w:r>
     </w:p>
     <w:p>
       <w:pPr>
@@ -214,6 +238,14 @@
           <w:highlight w:val="none"/>
         </w:rPr>
       </w:r>
+      <w:r>
+        <w:rPr>
+          <w:rFonts w:ascii="Calibri" w:hAnsi="Calibri" w:eastAsia="Calibri" w:cs="Calibri"/>
+          <w:sz w:val="24"/>
+          <w:szCs w:val="24"/>
+          <w:highlight w:val="none"/>
+        </w:rPr>
+      </w:r>
     </w:p>
     <w:p>
       <w:pPr>
@@ -244,6 +276,14 @@
           <w:highlight w:val="none"/>
         </w:rPr>
       </w:r>
+      <w:r>
+        <w:rPr>
+          <w:rFonts w:ascii="Calibri" w:hAnsi="Calibri" w:eastAsia="Calibri" w:cs="Calibri"/>
+          <w:sz w:val="24"/>
+          <w:szCs w:val="24"/>
+          <w:highlight w:val="none"/>
+        </w:rPr>
+      </w:r>
     </w:p>
     <w:p>
       <w:pPr>
@@ -274,28 +314,6 @@
           <w:highlight w:val="none"/>
         </w:rPr>
       </w:r>
-    </w:p>
-    <w:p>
-      <w:pPr>
-        <w:pBdr/>
-        <w:spacing/>
-        <w:ind/>
-        <w:rPr>
-          <w:rFonts w:ascii="Calibri" w:hAnsi="Calibri" w:eastAsia="Calibri" w:cs="Calibri"/>
-          <w:sz w:val="24"/>
-          <w:szCs w:val="24"/>
-          <w:highlight w:val="none"/>
-        </w:rPr>
-      </w:pPr>
-      <w:r>
-        <w:rPr>
-          <w:rFonts w:ascii="Calibri" w:hAnsi="Calibri" w:eastAsia="Calibri" w:cs="Calibri"/>
-          <w:sz w:val="24"/>
-          <w:szCs w:val="24"/>
-          <w:highlight w:val="none"/>
-        </w:rPr>
-        <w:t xml:space="preserve">-We should exert caution. We are well beyond the reach of the Empire’s defenses matrix. Transmit the orders to the other ships to stay close in formation. Deploy the search team and release some probes to secure the perimeters. We do not want to overlook anything here. Circumstances of this expedition should be kept to a minimum.</w:t>
-      </w:r>
       <w:r>
         <w:rPr>
           <w:rFonts w:ascii="Calibri" w:hAnsi="Calibri" w:eastAsia="Calibri" w:cs="Calibri"/>
@@ -324,6 +342,53 @@
           <w:szCs w:val="24"/>
           <w:highlight w:val="none"/>
         </w:rPr>
+        <w:t xml:space="preserve">-We should exert caution. We are well beyond the reach of the Empire’s defe</w:t>
+      </w:r>
+      <w:r>
+        <w:rPr>
+          <w:rFonts w:ascii="Calibri" w:hAnsi="Calibri" w:eastAsia="Calibri" w:cs="Calibri"/>
+          <w:sz w:val="24"/>
+          <w:szCs w:val="24"/>
+          <w:highlight w:val="none"/>
+        </w:rPr>
+        <w:t xml:space="preserve">nses matrix. Transmit the orders to the other ships to stay close in formation. Deploy the search team and release some probes to secure the perimeters. We do not want to overlook anything here. Circumstances of this expedition should be kept to a minimum.</w:t>
+      </w:r>
+      <w:r>
+        <w:rPr>
+          <w:rFonts w:ascii="Calibri" w:hAnsi="Calibri" w:eastAsia="Calibri" w:cs="Calibri"/>
+          <w:sz w:val="24"/>
+          <w:szCs w:val="24"/>
+          <w:highlight w:val="none"/>
+        </w:rPr>
+      </w:r>
+      <w:r>
+        <w:rPr>
+          <w:rFonts w:ascii="Calibri" w:hAnsi="Calibri" w:eastAsia="Calibri" w:cs="Calibri"/>
+          <w:sz w:val="24"/>
+          <w:szCs w:val="24"/>
+          <w:highlight w:val="none"/>
+        </w:rPr>
+      </w:r>
+    </w:p>
+    <w:p>
+      <w:pPr>
+        <w:pBdr/>
+        <w:spacing/>
+        <w:ind/>
+        <w:rPr>
+          <w:rFonts w:ascii="Calibri" w:hAnsi="Calibri" w:eastAsia="Calibri" w:cs="Calibri"/>
+          <w:sz w:val="24"/>
+          <w:szCs w:val="24"/>
+          <w:highlight w:val="none"/>
+        </w:rPr>
+      </w:pPr>
+      <w:r>
+        <w:rPr>
+          <w:rFonts w:ascii="Calibri" w:hAnsi="Calibri" w:eastAsia="Calibri" w:cs="Calibri"/>
+          <w:sz w:val="24"/>
+          <w:szCs w:val="24"/>
+          <w:highlight w:val="none"/>
+        </w:rPr>
         <w:t xml:space="preserve">-Our team is in range of the vessel. They seem to be able to read the ship’s name from the other side. It’s the </w:t>
       </w:r>
       <w:r>
@@ -350,6 +415,14 @@
           <w:highlight w:val="none"/>
         </w:rPr>
       </w:r>
+      <w:r>
+        <w:rPr>
+          <w:rFonts w:ascii="Calibri" w:hAnsi="Calibri" w:eastAsia="Calibri" w:cs="Calibri"/>
+          <w:sz w:val="24"/>
+          <w:szCs w:val="24"/>
+          <w:highlight w:val="none"/>
+        </w:rPr>
+      </w:r>
     </w:p>
     <w:p>
       <w:pPr>
@@ -380,6 +453,14 @@
           <w:highlight w:val="none"/>
         </w:rPr>
       </w:r>
+      <w:r>
+        <w:rPr>
+          <w:rFonts w:ascii="Calibri" w:hAnsi="Calibri" w:eastAsia="Calibri" w:cs="Calibri"/>
+          <w:sz w:val="24"/>
+          <w:szCs w:val="24"/>
+          <w:highlight w:val="none"/>
+        </w:rPr>
+      </w:r>
     </w:p>
     <w:p>
       <w:pPr>
@@ -409,7 +490,24 @@
           <w:szCs w:val="24"/>
           <w:highlight w:val="none"/>
         </w:rPr>
-        <w:t xml:space="preserve">, based on their last transmission. But this is interesting! They departed the closest star-port over 3 months ago. Our local patrol squads declare this sheep lost after they came empty handed. They wouldn’t have been able to miss the distress signal. Not even at the distant range it is now.</w:t>
+        <w:t xml:space="preserve">, based on their last transmission. </w:t>
+      </w:r>
+      <w:r>
+        <w:rPr>
+          <w:rFonts w:ascii="Calibri" w:hAnsi="Calibri" w:eastAsia="Calibri" w:cs="Calibri"/>
+          <w:sz w:val="24"/>
+          <w:szCs w:val="24"/>
+          <w:highlight w:val="none"/>
+        </w:rPr>
+        <w:t xml:space="preserve">But this is interesting! They departed the closest star-port over 3 months ago. Our local patrol squads declare this sheep lost after they came empty handed. They wouldn’t have been able to miss the distress signal. Not even at the distant range it is now.</w:t>
+      </w:r>
+      <w:r>
+        <w:rPr>
+          <w:rFonts w:ascii="Calibri" w:hAnsi="Calibri" w:eastAsia="Calibri" w:cs="Calibri"/>
+          <w:sz w:val="24"/>
+          <w:szCs w:val="24"/>
+          <w:highlight w:val="none"/>
+        </w:rPr>
       </w:r>
       <w:r>
         <w:rPr>
@@ -458,6 +556,14 @@
           <w:highlight w:val="none"/>
         </w:rPr>
       </w:r>
+      <w:r>
+        <w:rPr>
+          <w:rFonts w:ascii="Calibri" w:hAnsi="Calibri" w:eastAsia="Calibri" w:cs="Calibri"/>
+          <w:sz w:val="24"/>
+          <w:szCs w:val="24"/>
+          <w:highlight w:val="none"/>
+        </w:rPr>
+      </w:r>
     </w:p>
     <w:p>
       <w:pPr>
@@ -488,28 +594,6 @@
           <w:highlight w:val="none"/>
         </w:rPr>
       </w:r>
-    </w:p>
-    <w:p>
-      <w:pPr>
-        <w:pBdr/>
-        <w:spacing/>
-        <w:ind/>
-        <w:rPr>
-          <w:rFonts w:ascii="Calibri" w:hAnsi="Calibri" w:eastAsia="Calibri" w:cs="Calibri"/>
-          <w:sz w:val="24"/>
-          <w:szCs w:val="24"/>
-          <w:highlight w:val="none"/>
-        </w:rPr>
-      </w:pPr>
-      <w:r>
-        <w:rPr>
-          <w:rFonts w:ascii="Calibri" w:hAnsi="Calibri" w:eastAsia="Calibri" w:cs="Calibri"/>
-          <w:sz w:val="24"/>
-          <w:szCs w:val="24"/>
-          <w:highlight w:val="none"/>
-        </w:rPr>
-        <w:t xml:space="preserve">-Do that. Meanwhile I want our search party to get us a live feed from the interior of the ship as soon as possible. We need to collect as much data as possible before we initiate the recovery protocol. I do not want any unsuspecting surprises or any leaked unstable reactors that might make our day displeasing.</w:t>
-      </w:r>
       <w:r>
         <w:rPr>
           <w:rFonts w:ascii="Calibri" w:hAnsi="Calibri" w:eastAsia="Calibri" w:cs="Calibri"/>
@@ -538,6 +622,53 @@
           <w:szCs w:val="24"/>
           <w:highlight w:val="none"/>
         </w:rPr>
+        <w:t xml:space="preserve">-Do that. Meanwhile I want our search party to get us a </w:t>
+      </w:r>
+      <w:r>
+        <w:rPr>
+          <w:rFonts w:ascii="Calibri" w:hAnsi="Calibri" w:eastAsia="Calibri" w:cs="Calibri"/>
+          <w:sz w:val="24"/>
+          <w:szCs w:val="24"/>
+          <w:highlight w:val="none"/>
+        </w:rPr>
+        <w:t xml:space="preserve">live feed from the interior of the ship as soon as possible. We need to collect as much data as possible before we initiate the recovery protocol. I do not want any unsuspecting surprises or any leaked unstable reactors that might make our day displeasing.</w:t>
+      </w:r>
+      <w:r>
+        <w:rPr>
+          <w:rFonts w:ascii="Calibri" w:hAnsi="Calibri" w:eastAsia="Calibri" w:cs="Calibri"/>
+          <w:sz w:val="24"/>
+          <w:szCs w:val="24"/>
+          <w:highlight w:val="none"/>
+        </w:rPr>
+      </w:r>
+      <w:r>
+        <w:rPr>
+          <w:rFonts w:ascii="Calibri" w:hAnsi="Calibri" w:eastAsia="Calibri" w:cs="Calibri"/>
+          <w:sz w:val="24"/>
+          <w:szCs w:val="24"/>
+          <w:highlight w:val="none"/>
+        </w:rPr>
+      </w:r>
+    </w:p>
+    <w:p>
+      <w:pPr>
+        <w:pBdr/>
+        <w:spacing/>
+        <w:ind/>
+        <w:rPr>
+          <w:rFonts w:ascii="Calibri" w:hAnsi="Calibri" w:eastAsia="Calibri" w:cs="Calibri"/>
+          <w:sz w:val="24"/>
+          <w:szCs w:val="24"/>
+          <w:highlight w:val="none"/>
+        </w:rPr>
+      </w:pPr>
+      <w:r>
+        <w:rPr>
+          <w:rFonts w:ascii="Calibri" w:hAnsi="Calibri" w:eastAsia="Calibri" w:cs="Calibri"/>
+          <w:sz w:val="24"/>
+          <w:szCs w:val="24"/>
+          <w:highlight w:val="none"/>
+        </w:rPr>
         <w:t xml:space="preserve">-Our search team seems to have encountered a lot of signal interference. Their connection is breaking down</w:t>
       </w:r>
       <w:r>
@@ -557,6 +688,14 @@
           <w:highlight w:val="none"/>
         </w:rPr>
       </w:r>
+      <w:r>
+        <w:rPr>
+          <w:rFonts w:ascii="Calibri" w:hAnsi="Calibri" w:eastAsia="Calibri" w:cs="Calibri"/>
+          <w:sz w:val="24"/>
+          <w:szCs w:val="24"/>
+          <w:highlight w:val="none"/>
+        </w:rPr>
+      </w:r>
     </w:p>
     <w:p>
       <w:pPr>
@@ -587,6 +726,14 @@
           <w:highlight w:val="none"/>
         </w:rPr>
       </w:r>
+      <w:r>
+        <w:rPr>
+          <w:rFonts w:ascii="Calibri" w:hAnsi="Calibri" w:eastAsia="Calibri" w:cs="Calibri"/>
+          <w:sz w:val="24"/>
+          <w:szCs w:val="24"/>
+          <w:highlight w:val="none"/>
+        </w:rPr>
+      </w:r>
     </w:p>
     <w:p>
       <w:pPr>
@@ -616,7 +763,7 @@
           <w:szCs w:val="24"/>
           <w:highlight w:val="none"/>
         </w:rPr>
-        <w:t xml:space="preserve"> Similar reports have been received from our other ships.</w:t>
+        <w:t xml:space="preserve"> Similar reports have been reported across our other ships.</w:t>
       </w:r>
       <w:r>
         <w:rPr>
@@ -625,7 +772,7 @@
           <w:szCs w:val="24"/>
           <w:highlight w:val="none"/>
         </w:rPr>
-        <w:t xml:space="preserve"> Permission to shut them down</w:t>
+        <w:t xml:space="preserve"> Permission to shut them all down</w:t>
       </w:r>
       <w:r>
         <w:rPr>
@@ -634,9 +781,8 @@
           <w:szCs w:val="24"/>
           <w:highlight w:val="none"/>
         </w:rPr>
-        <w:t xml:space="preserve"> for inspection.</w:t>
+        <w:t xml:space="preserve"> for emergency inspections, as well as the other AI cores related to the ship’s automated systems.</w:t>
       </w:r>
-      <w:r/>
       <w:r>
         <w:rPr>
           <w:rFonts w:ascii="Calibri" w:hAnsi="Calibri" w:eastAsia="Calibri" w:cs="Calibri"/>
@@ -673,7 +819,7 @@
           <w:szCs w:val="24"/>
           <w:highlight w:val="none"/>
         </w:rPr>
-        <w:t xml:space="preserve">-Very well</w:t>
+        <w:t xml:space="preserve">-Acknowledged</w:t>
       </w:r>
       <w:r>
         <w:rPr>
@@ -682,7 +828,15 @@
           <w:szCs w:val="24"/>
           <w:highlight w:val="none"/>
         </w:rPr>
-        <w:t xml:space="preserve">. From here on out we switch to manual. We do not want any mishaps due to unknown factors. Come on people, on the double. We have trained specifically for situational where we have to be self sufficient without the help of machines!</w:t>
+        <w:t xml:space="preserve">! From here on out we switch to manual. We do not want any mishaps due to unknown factors. Come on people, on the double. We have trained specifically for situational where we have to be self sufficient without the help of machines!</w:t>
+      </w:r>
+      <w:r>
+        <w:rPr>
+          <w:rFonts w:ascii="Calibri" w:hAnsi="Calibri" w:eastAsia="Calibri" w:cs="Calibri"/>
+          <w:sz w:val="24"/>
+          <w:szCs w:val="24"/>
+          <w:highlight w:val="none"/>
+        </w:rPr>
       </w:r>
       <w:r>
         <w:rPr>
@@ -721,7 +875,7 @@
           <w:szCs w:val="24"/>
           <w:highlight w:val="none"/>
         </w:rPr>
-        <w:t xml:space="preserve">Sarathos in position.</w:t>
+        <w:t xml:space="preserve">Sarathoa in position.</w:t>
       </w:r>
       <w:r>
         <w:rPr>
@@ -795,6 +949,14 @@
           <w:highlight w:val="none"/>
         </w:rPr>
       </w:r>
+      <w:r>
+        <w:rPr>
+          <w:rFonts w:ascii="Calibri" w:hAnsi="Calibri" w:eastAsia="Calibri" w:cs="Calibri"/>
+          <w:sz w:val="24"/>
+          <w:szCs w:val="24"/>
+          <w:highlight w:val="none"/>
+        </w:rPr>
+      </w:r>
     </w:p>
     <w:p>
       <w:pPr>
@@ -825,6 +987,14 @@
           <w:highlight w:val="none"/>
         </w:rPr>
       </w:r>
+      <w:r>
+        <w:rPr>
+          <w:rFonts w:ascii="Calibri" w:hAnsi="Calibri" w:eastAsia="Calibri" w:cs="Calibri"/>
+          <w:sz w:val="24"/>
+          <w:szCs w:val="24"/>
+          <w:highlight w:val="none"/>
+        </w:rPr>
+      </w:r>
     </w:p>
     <w:p>
       <w:pPr>
@@ -855,6 +1025,14 @@
           <w:highlight w:val="none"/>
         </w:rPr>
       </w:r>
+      <w:r>
+        <w:rPr>
+          <w:rFonts w:ascii="Calibri" w:hAnsi="Calibri" w:eastAsia="Calibri" w:cs="Calibri"/>
+          <w:sz w:val="24"/>
+          <w:szCs w:val="24"/>
+          <w:highlight w:val="none"/>
+        </w:rPr>
+      </w:r>
     </w:p>
     <w:p>
       <w:pPr>
@@ -885,6 +1063,14 @@
           <w:highlight w:val="none"/>
         </w:rPr>
       </w:r>
+      <w:r>
+        <w:rPr>
+          <w:rFonts w:ascii="Calibri" w:hAnsi="Calibri" w:eastAsia="Calibri" w:cs="Calibri"/>
+          <w:sz w:val="24"/>
+          <w:szCs w:val="24"/>
+          <w:highlight w:val="none"/>
+        </w:rPr>
+      </w:r>
     </w:p>
     <w:p>
       <w:pPr>
@@ -915,6 +1101,14 @@
           <w:highlight w:val="none"/>
         </w:rPr>
       </w:r>
+      <w:r>
+        <w:rPr>
+          <w:rFonts w:ascii="Calibri" w:hAnsi="Calibri" w:eastAsia="Calibri" w:cs="Calibri"/>
+          <w:sz w:val="24"/>
+          <w:szCs w:val="24"/>
+          <w:highlight w:val="none"/>
+        </w:rPr>
+      </w:r>
     </w:p>
     <w:p>
       <w:pPr>
@@ -945,6 +1139,14 @@
           <w:highlight w:val="none"/>
         </w:rPr>
       </w:r>
+      <w:r>
+        <w:rPr>
+          <w:rFonts w:ascii="Calibri" w:hAnsi="Calibri" w:eastAsia="Calibri" w:cs="Calibri"/>
+          <w:sz w:val="24"/>
+          <w:szCs w:val="24"/>
+          <w:highlight w:val="none"/>
+        </w:rPr>
+      </w:r>
     </w:p>
     <w:p>
       <w:pPr>
@@ -975,6 +1177,14 @@
           <w:highlight w:val="none"/>
         </w:rPr>
       </w:r>
+      <w:r>
+        <w:rPr>
+          <w:rFonts w:ascii="Calibri" w:hAnsi="Calibri" w:eastAsia="Calibri" w:cs="Calibri"/>
+          <w:sz w:val="24"/>
+          <w:szCs w:val="24"/>
+          <w:highlight w:val="none"/>
+        </w:rPr>
+      </w:r>
     </w:p>
     <w:p>
       <w:pPr>
@@ -1014,6 +1224,14 @@
           <w:highlight w:val="none"/>
         </w:rPr>
       </w:r>
+      <w:r>
+        <w:rPr>
+          <w:rFonts w:ascii="Calibri" w:hAnsi="Calibri" w:eastAsia="Calibri" w:cs="Calibri"/>
+          <w:sz w:val="24"/>
+          <w:szCs w:val="24"/>
+          <w:highlight w:val="none"/>
+        </w:rPr>
+      </w:r>
     </w:p>
     <w:p>
       <w:pPr>
@@ -1044,6 +1262,14 @@
           <w:highlight w:val="none"/>
         </w:rPr>
       </w:r>
+      <w:r>
+        <w:rPr>
+          <w:rFonts w:ascii="Calibri" w:hAnsi="Calibri" w:eastAsia="Calibri" w:cs="Calibri"/>
+          <w:sz w:val="24"/>
+          <w:szCs w:val="24"/>
+          <w:highlight w:val="none"/>
+        </w:rPr>
+      </w:r>
     </w:p>
     <w:p>
       <w:pPr>
@@ -1074,6 +1300,14 @@
           <w:highlight w:val="none"/>
         </w:rPr>
       </w:r>
+      <w:r>
+        <w:rPr>
+          <w:rFonts w:ascii="Calibri" w:hAnsi="Calibri" w:eastAsia="Calibri" w:cs="Calibri"/>
+          <w:sz w:val="24"/>
+          <w:szCs w:val="24"/>
+          <w:highlight w:val="none"/>
+        </w:rPr>
+      </w:r>
     </w:p>
     <w:p>
       <w:pPr>
@@ -1112,6 +1346,19 @@
           <w:highlight w:val="none"/>
         </w:rPr>
       </w:r>
+    </w:p>
+    <w:p>
+      <w:pPr>
+        <w:pBdr/>
+        <w:spacing/>
+        <w:ind w:firstLine="0" w:left="0"/>
+        <w:rPr>
+          <w:rFonts w:ascii="Calibri" w:hAnsi="Calibri" w:eastAsia="Calibri" w:cs="Calibri"/>
+          <w:sz w:val="24"/>
+          <w:szCs w:val="24"/>
+          <w:highlight w:val="none"/>
+        </w:rPr>
+      </w:pPr>
       <w:r>
         <w:rPr>
           <w:rFonts w:ascii="Calibri" w:hAnsi="Calibri" w:eastAsia="Calibri" w:cs="Calibri"/>
@@ -1119,6 +1366,7 @@
           <w:szCs w:val="24"/>
           <w:highlight w:val="none"/>
         </w:rPr>
+        <w:t xml:space="preserve">-Nothing worth reporting. Sir, the crew is getting kind of spooked down here. Permission to return aboard. We shouldn’t bother this metal corpse so much.</w:t>
       </w:r>
       <w:r>
         <w:rPr>
@@ -1156,37 +1404,6 @@
           <w:szCs w:val="24"/>
           <w:highlight w:val="none"/>
         </w:rPr>
-        <w:t xml:space="preserve">-Nothing worth reporting. Sir, the crew is getting kind of spooked down here. Permission to return aboard. We shouldn’t bother this metal corpse so much.</w:t>
-      </w:r>
-      <w:r>
-        <w:rPr>
-          <w:rFonts w:ascii="Calibri" w:hAnsi="Calibri" w:eastAsia="Calibri" w:cs="Calibri"/>
-          <w:sz w:val="24"/>
-          <w:szCs w:val="24"/>
-          <w:highlight w:val="none"/>
-        </w:rPr>
-      </w:r>
-      <w:r/>
-    </w:p>
-    <w:p>
-      <w:pPr>
-        <w:pBdr/>
-        <w:spacing/>
-        <w:ind w:firstLine="0" w:left="0"/>
-        <w:rPr>
-          <w:rFonts w:ascii="Calibri" w:hAnsi="Calibri" w:eastAsia="Calibri" w:cs="Calibri"/>
-          <w:sz w:val="24"/>
-          <w:szCs w:val="24"/>
-          <w:highlight w:val="none"/>
-        </w:rPr>
-      </w:pPr>
-      <w:r>
-        <w:rPr>
-          <w:rFonts w:ascii="Calibri" w:hAnsi="Calibri" w:eastAsia="Calibri" w:cs="Calibri"/>
-          <w:sz w:val="24"/>
-          <w:szCs w:val="24"/>
-          <w:highlight w:val="none"/>
-        </w:rPr>
         <w:t xml:space="preserve">-Very well, make a double on it. We are too exposed for further investigations. And please keep the superstitions to a minimum, else I shall enforce strict disciplinary action.</w:t>
       </w:r>
       <w:r>
@@ -1197,6 +1414,14 @@
           <w:highlight w:val="none"/>
         </w:rPr>
       </w:r>
+      <w:r>
+        <w:rPr>
+          <w:rFonts w:ascii="Calibri" w:hAnsi="Calibri" w:eastAsia="Calibri" w:cs="Calibri"/>
+          <w:sz w:val="24"/>
+          <w:szCs w:val="24"/>
+          <w:highlight w:val="none"/>
+        </w:rPr>
+      </w:r>
     </w:p>
     <w:p>
       <w:pPr>
@@ -1312,6 +1537,14 @@
           <w:highlight w:val="none"/>
         </w:rPr>
       </w:r>
+      <w:r>
+        <w:rPr>
+          <w:rFonts w:ascii="Calibri" w:hAnsi="Calibri" w:eastAsia="Calibri" w:cs="Calibri"/>
+          <w:sz w:val="24"/>
+          <w:szCs w:val="24"/>
+          <w:highlight w:val="none"/>
+        </w:rPr>
+      </w:r>
     </w:p>
     <w:p>
       <w:pPr>
@@ -1351,6 +1584,14 @@
           <w:highlight w:val="none"/>
         </w:rPr>
       </w:r>
+      <w:r>
+        <w:rPr>
+          <w:rFonts w:ascii="Calibri" w:hAnsi="Calibri" w:eastAsia="Calibri" w:cs="Calibri"/>
+          <w:sz w:val="24"/>
+          <w:szCs w:val="24"/>
+          <w:highlight w:val="none"/>
+        </w:rPr>
+      </w:r>
     </w:p>
     <w:p>
       <w:pPr>
@@ -1381,6 +1622,14 @@
           <w:highlight w:val="none"/>
         </w:rPr>
       </w:r>
+      <w:r>
+        <w:rPr>
+          <w:rFonts w:ascii="Calibri" w:hAnsi="Calibri" w:eastAsia="Calibri" w:cs="Calibri"/>
+          <w:sz w:val="24"/>
+          <w:szCs w:val="24"/>
+          <w:highlight w:val="none"/>
+        </w:rPr>
+      </w:r>
     </w:p>
     <w:p>
       <w:pPr>
@@ -1411,6 +1660,14 @@
           <w:highlight w:val="none"/>
         </w:rPr>
       </w:r>
+      <w:r>
+        <w:rPr>
+          <w:rFonts w:ascii="Calibri" w:hAnsi="Calibri" w:eastAsia="Calibri" w:cs="Calibri"/>
+          <w:sz w:val="24"/>
+          <w:szCs w:val="24"/>
+          <w:highlight w:val="none"/>
+        </w:rPr>
+      </w:r>
     </w:p>
     <w:p>
       <w:pPr>
@@ -1479,6 +1736,14 @@
           <w:highlight w:val="none"/>
         </w:rPr>
       </w:r>
+      <w:r>
+        <w:rPr>
+          <w:rFonts w:ascii="Calibri" w:hAnsi="Calibri" w:eastAsia="Calibri" w:cs="Calibri"/>
+          <w:sz w:val="24"/>
+          <w:szCs w:val="24"/>
+          <w:highlight w:val="none"/>
+        </w:rPr>
+      </w:r>
     </w:p>
     <w:p>
       <w:pPr>
@@ -1509,6 +1774,14 @@
           <w:highlight w:val="none"/>
         </w:rPr>
       </w:r>
+      <w:r>
+        <w:rPr>
+          <w:rFonts w:ascii="Calibri" w:hAnsi="Calibri" w:eastAsia="Calibri" w:cs="Calibri"/>
+          <w:sz w:val="24"/>
+          <w:szCs w:val="24"/>
+          <w:highlight w:val="none"/>
+        </w:rPr>
+      </w:r>
     </w:p>
     <w:p>
       <w:pPr>
@@ -1539,6 +1812,14 @@
           <w:highlight w:val="none"/>
         </w:rPr>
       </w:r>
+      <w:r>
+        <w:rPr>
+          <w:rFonts w:ascii="Calibri" w:hAnsi="Calibri" w:eastAsia="Calibri" w:cs="Calibri"/>
+          <w:sz w:val="24"/>
+          <w:szCs w:val="24"/>
+          <w:highlight w:val="none"/>
+        </w:rPr>
+      </w:r>
     </w:p>
     <w:p>
       <w:pPr>
@@ -1569,6 +1850,14 @@
           <w:highlight w:val="none"/>
         </w:rPr>
       </w:r>
+      <w:r>
+        <w:rPr>
+          <w:rFonts w:ascii="Calibri" w:hAnsi="Calibri" w:eastAsia="Calibri" w:cs="Calibri"/>
+          <w:sz w:val="24"/>
+          <w:szCs w:val="24"/>
+          <w:highlight w:val="none"/>
+        </w:rPr>
+      </w:r>
     </w:p>
     <w:p>
       <w:pPr>
@@ -1599,6 +1888,14 @@
           <w:highlight w:val="none"/>
         </w:rPr>
       </w:r>
+      <w:r>
+        <w:rPr>
+          <w:rFonts w:ascii="Calibri" w:hAnsi="Calibri" w:eastAsia="Calibri" w:cs="Calibri"/>
+          <w:sz w:val="24"/>
+          <w:szCs w:val="24"/>
+          <w:highlight w:val="none"/>
+        </w:rPr>
+      </w:r>
     </w:p>
     <w:p>
       <w:pPr>
@@ -1656,6 +1953,14 @@
           <w:highlight w:val="none"/>
         </w:rPr>
       </w:r>
+      <w:r>
+        <w:rPr>
+          <w:rFonts w:ascii="Calibri" w:hAnsi="Calibri" w:eastAsia="Calibri" w:cs="Calibri"/>
+          <w:sz w:val="24"/>
+          <w:szCs w:val="24"/>
+          <w:highlight w:val="none"/>
+        </w:rPr>
+      </w:r>
     </w:p>
     <w:p>
       <w:pPr>
@@ -1733,6 +2038,14 @@
           <w:highlight w:val="none"/>
         </w:rPr>
       </w:r>
+      <w:r>
+        <w:rPr>
+          <w:rFonts w:ascii="Calibri" w:hAnsi="Calibri" w:eastAsia="Calibri" w:cs="Calibri"/>
+          <w:sz w:val="24"/>
+          <w:szCs w:val="24"/>
+          <w:highlight w:val="none"/>
+        </w:rPr>
+      </w:r>
     </w:p>
     <w:p>
       <w:pPr>
@@ -1763,6 +2076,14 @@
           <w:highlight w:val="none"/>
         </w:rPr>
       </w:r>
+      <w:r>
+        <w:rPr>
+          <w:rFonts w:ascii="Calibri" w:hAnsi="Calibri" w:eastAsia="Calibri" w:cs="Calibri"/>
+          <w:sz w:val="24"/>
+          <w:szCs w:val="24"/>
+          <w:highlight w:val="none"/>
+        </w:rPr>
+      </w:r>
     </w:p>
     <w:p>
       <w:pPr>
@@ -1793,6 +2114,14 @@
           <w:highlight w:val="none"/>
         </w:rPr>
       </w:r>
+      <w:r>
+        <w:rPr>
+          <w:rFonts w:ascii="Calibri" w:hAnsi="Calibri" w:eastAsia="Calibri" w:cs="Calibri"/>
+          <w:sz w:val="24"/>
+          <w:szCs w:val="24"/>
+          <w:highlight w:val="none"/>
+        </w:rPr>
+      </w:r>
     </w:p>
     <w:p>
       <w:pPr>
@@ -1823,6 +2152,14 @@
           <w:highlight w:val="none"/>
         </w:rPr>
       </w:r>
+      <w:r>
+        <w:rPr>
+          <w:rFonts w:ascii="Calibri" w:hAnsi="Calibri" w:eastAsia="Calibri" w:cs="Calibri"/>
+          <w:sz w:val="24"/>
+          <w:szCs w:val="24"/>
+          <w:highlight w:val="none"/>
+        </w:rPr>
+      </w:r>
     </w:p>
     <w:p>
       <w:pPr>
@@ -1871,6 +2208,14 @@
           <w:highlight w:val="none"/>
         </w:rPr>
       </w:r>
+      <w:r>
+        <w:rPr>
+          <w:rFonts w:ascii="Calibri" w:hAnsi="Calibri" w:eastAsia="Calibri" w:cs="Calibri"/>
+          <w:sz w:val="24"/>
+          <w:szCs w:val="24"/>
+          <w:highlight w:val="none"/>
+        </w:rPr>
+      </w:r>
     </w:p>
     <w:p>
       <w:pPr>
@@ -1939,6 +2284,14 @@
           <w:highlight w:val="none"/>
         </w:rPr>
       </w:r>
+      <w:r>
+        <w:rPr>
+          <w:rFonts w:ascii="Calibri" w:hAnsi="Calibri" w:eastAsia="Calibri" w:cs="Calibri"/>
+          <w:sz w:val="24"/>
+          <w:szCs w:val="24"/>
+          <w:highlight w:val="none"/>
+        </w:rPr>
+      </w:r>
     </w:p>
     <w:p>
       <w:pPr>
@@ -1969,6 +2322,14 @@
           <w:highlight w:val="none"/>
         </w:rPr>
       </w:r>
+      <w:r>
+        <w:rPr>
+          <w:rFonts w:ascii="Calibri" w:hAnsi="Calibri" w:eastAsia="Calibri" w:cs="Calibri"/>
+          <w:sz w:val="24"/>
+          <w:szCs w:val="24"/>
+          <w:highlight w:val="none"/>
+        </w:rPr>
+      </w:r>
     </w:p>
     <w:p>
       <w:pPr>
@@ -1999,6 +2360,14 @@
           <w:highlight w:val="none"/>
         </w:rPr>
       </w:r>
+      <w:r>
+        <w:rPr>
+          <w:rFonts w:ascii="Calibri" w:hAnsi="Calibri" w:eastAsia="Calibri" w:cs="Calibri"/>
+          <w:sz w:val="24"/>
+          <w:szCs w:val="24"/>
+          <w:highlight w:val="none"/>
+        </w:rPr>
+      </w:r>
     </w:p>
     <w:p>
       <w:pPr>
@@ -2029,6 +2398,14 @@
           <w:highlight w:val="none"/>
         </w:rPr>
       </w:r>
+      <w:r>
+        <w:rPr>
+          <w:rFonts w:ascii="Calibri" w:hAnsi="Calibri" w:eastAsia="Calibri" w:cs="Calibri"/>
+          <w:sz w:val="24"/>
+          <w:szCs w:val="24"/>
+          <w:highlight w:val="none"/>
+        </w:rPr>
+      </w:r>
     </w:p>
     <w:p>
       <w:pPr>
@@ -2059,6 +2436,14 @@
           <w:highlight w:val="none"/>
         </w:rPr>
       </w:r>
+      <w:r>
+        <w:rPr>
+          <w:rFonts w:ascii="Calibri" w:hAnsi="Calibri" w:eastAsia="Calibri" w:cs="Calibri"/>
+          <w:sz w:val="24"/>
+          <w:szCs w:val="24"/>
+          <w:highlight w:val="none"/>
+        </w:rPr>
+      </w:r>
     </w:p>
     <w:p>
       <w:pPr>
@@ -2098,6 +2483,14 @@
           <w:highlight w:val="none"/>
         </w:rPr>
       </w:r>
+      <w:r>
+        <w:rPr>
+          <w:rFonts w:ascii="Calibri" w:hAnsi="Calibri" w:eastAsia="Calibri" w:cs="Calibri"/>
+          <w:sz w:val="24"/>
+          <w:szCs w:val="24"/>
+          <w:highlight w:val="none"/>
+        </w:rPr>
+      </w:r>
     </w:p>
     <w:p>
       <w:pPr>
@@ -2128,6 +2521,14 @@
           <w:highlight w:val="none"/>
         </w:rPr>
       </w:r>
+      <w:r>
+        <w:rPr>
+          <w:rFonts w:ascii="Calibri" w:hAnsi="Calibri" w:eastAsia="Calibri" w:cs="Calibri"/>
+          <w:sz w:val="24"/>
+          <w:szCs w:val="24"/>
+          <w:highlight w:val="none"/>
+        </w:rPr>
+      </w:r>
     </w:p>
     <w:p>
       <w:pPr>
@@ -2167,6 +2568,14 @@
           <w:highlight w:val="none"/>
         </w:rPr>
       </w:r>
+      <w:r>
+        <w:rPr>
+          <w:rFonts w:ascii="Calibri" w:hAnsi="Calibri" w:eastAsia="Calibri" w:cs="Calibri"/>
+          <w:sz w:val="24"/>
+          <w:szCs w:val="24"/>
+          <w:highlight w:val="none"/>
+        </w:rPr>
+      </w:r>
     </w:p>
     <w:p>
       <w:pPr>
@@ -2197,6 +2606,14 @@
           <w:highlight w:val="none"/>
         </w:rPr>
       </w:r>
+      <w:r>
+        <w:rPr>
+          <w:rFonts w:ascii="Calibri" w:hAnsi="Calibri" w:eastAsia="Calibri" w:cs="Calibri"/>
+          <w:sz w:val="24"/>
+          <w:szCs w:val="24"/>
+          <w:highlight w:val="none"/>
+        </w:rPr>
+      </w:r>
     </w:p>
     <w:p>
       <w:pPr>
@@ -2236,6 +2653,14 @@
           <w:highlight w:val="none"/>
         </w:rPr>
       </w:r>
+      <w:r>
+        <w:rPr>
+          <w:rFonts w:ascii="Calibri" w:hAnsi="Calibri" w:eastAsia="Calibri" w:cs="Calibri"/>
+          <w:sz w:val="24"/>
+          <w:szCs w:val="24"/>
+          <w:highlight w:val="none"/>
+        </w:rPr>
+      </w:r>
     </w:p>
     <w:p>
       <w:pPr>
@@ -2313,6 +2738,14 @@
           <w:highlight w:val="none"/>
         </w:rPr>
       </w:r>
+      <w:r>
+        <w:rPr>
+          <w:rFonts w:ascii="Calibri" w:hAnsi="Calibri" w:eastAsia="Calibri" w:cs="Calibri"/>
+          <w:sz w:val="24"/>
+          <w:szCs w:val="24"/>
+          <w:highlight w:val="none"/>
+        </w:rPr>
+      </w:r>
     </w:p>
     <w:p>
       <w:pPr>
@@ -2343,6 +2776,14 @@
           <w:highlight w:val="none"/>
         </w:rPr>
       </w:r>
+      <w:r>
+        <w:rPr>
+          <w:rFonts w:ascii="Calibri" w:hAnsi="Calibri" w:eastAsia="Calibri" w:cs="Calibri"/>
+          <w:sz w:val="24"/>
+          <w:szCs w:val="24"/>
+          <w:highlight w:val="none"/>
+        </w:rPr>
+      </w:r>
     </w:p>
     <w:p>
       <w:pPr>
@@ -2363,7 +2804,7 @@
           <w:szCs w:val="24"/>
           <w:highlight w:val="none"/>
         </w:rPr>
-        <w:t xml:space="preserve">-Command everyone to back away slowly. Let’s not start a fight wjere we have zero knowledge on how to defend against them! They surely seem to have partial understanding of our technology</w:t>
+        <w:t xml:space="preserve">-Command everyone to back away slowly. Let’s not start a fight where we have zero knowledge on how to defend against them! They surely seem to have partial understanding of our technology</w:t>
       </w:r>
       <w:r>
         <w:rPr>
@@ -2382,6 +2823,14 @@
           <w:highlight w:val="none"/>
         </w:rPr>
       </w:r>
+      <w:r>
+        <w:rPr>
+          <w:rFonts w:ascii="Calibri" w:hAnsi="Calibri" w:eastAsia="Calibri" w:cs="Calibri"/>
+          <w:sz w:val="24"/>
+          <w:szCs w:val="24"/>
+          <w:highlight w:val="none"/>
+        </w:rPr>
+      </w:r>
     </w:p>
     <w:p>
       <w:pPr>
@@ -2421,6 +2870,14 @@
           <w:highlight w:val="none"/>
         </w:rPr>
       </w:r>
+      <w:r>
+        <w:rPr>
+          <w:rFonts w:ascii="Calibri" w:hAnsi="Calibri" w:eastAsia="Calibri" w:cs="Calibri"/>
+          <w:sz w:val="24"/>
+          <w:szCs w:val="24"/>
+          <w:highlight w:val="none"/>
+        </w:rPr>
+      </w:r>
     </w:p>
     <w:p>
       <w:pPr>
@@ -2451,37 +2908,6 @@
           <w:highlight w:val="none"/>
         </w:rPr>
       </w:r>
-    </w:p>
-    <w:p>
-      <w:pPr>
-        <w:pBdr/>
-        <w:spacing/>
-        <w:ind w:firstLine="0" w:left="0"/>
-        <w:rPr>
-          <w:rFonts w:ascii="Calibri" w:hAnsi="Calibri" w:eastAsia="Calibri" w:cs="Calibri"/>
-          <w:sz w:val="24"/>
-          <w:szCs w:val="24"/>
-          <w:highlight w:val="none"/>
-        </w:rPr>
-      </w:pPr>
-      <w:r>
-        <w:rPr>
-          <w:rFonts w:ascii="Calibri" w:hAnsi="Calibri" w:eastAsia="Calibri" w:cs="Calibri"/>
-          <w:sz w:val="24"/>
-          <w:szCs w:val="24"/>
-          <w:highlight w:val="none"/>
-        </w:rPr>
-        <w:t xml:space="preserve">-Sir, our weapons don’t seem to do any apparent damage. Releasing missiles. Contact in 3.. 2.. 1! No substantial impact!</w:t>
-      </w:r>
-      <w:r>
-        <w:rPr>
-          <w:rFonts w:ascii="Calibri" w:hAnsi="Calibri" w:eastAsia="Calibri" w:cs="Calibri"/>
-          <w:sz w:val="24"/>
-          <w:szCs w:val="24"/>
-          <w:highlight w:val="none"/>
-        </w:rPr>
-        <w:t xml:space="preserve"> Sir, what do we do!?</w:t>
-      </w:r>
       <w:r>
         <w:rPr>
           <w:rFonts w:ascii="Calibri" w:hAnsi="Calibri" w:eastAsia="Calibri" w:cs="Calibri"/>
@@ -2510,6 +2936,53 @@
           <w:szCs w:val="24"/>
           <w:highlight w:val="none"/>
         </w:rPr>
+        <w:t xml:space="preserve">-Sir, our artillery barrages don’t seem to do any apparent damage. Releasing missile volleys. Contact in 3.. 2.. 1! No substantial impact!</w:t>
+      </w:r>
+      <w:r>
+        <w:rPr>
+          <w:rFonts w:ascii="Calibri" w:hAnsi="Calibri" w:eastAsia="Calibri" w:cs="Calibri"/>
+          <w:sz w:val="24"/>
+          <w:szCs w:val="24"/>
+          <w:highlight w:val="none"/>
+        </w:rPr>
+        <w:t xml:space="preserve"> Sir, what are your orders!?</w:t>
+      </w:r>
+      <w:r>
+        <w:rPr>
+          <w:rFonts w:ascii="Calibri" w:hAnsi="Calibri" w:eastAsia="Calibri" w:cs="Calibri"/>
+          <w:sz w:val="24"/>
+          <w:szCs w:val="24"/>
+          <w:highlight w:val="none"/>
+        </w:rPr>
+      </w:r>
+      <w:r>
+        <w:rPr>
+          <w:rFonts w:ascii="Calibri" w:hAnsi="Calibri" w:eastAsia="Calibri" w:cs="Calibri"/>
+          <w:sz w:val="24"/>
+          <w:szCs w:val="24"/>
+          <w:highlight w:val="none"/>
+        </w:rPr>
+      </w:r>
+    </w:p>
+    <w:p>
+      <w:pPr>
+        <w:pBdr/>
+        <w:spacing/>
+        <w:ind w:firstLine="0" w:left="0"/>
+        <w:rPr>
+          <w:rFonts w:ascii="Calibri" w:hAnsi="Calibri" w:eastAsia="Calibri" w:cs="Calibri"/>
+          <w:sz w:val="24"/>
+          <w:szCs w:val="24"/>
+          <w:highlight w:val="none"/>
+        </w:rPr>
+      </w:pPr>
+      <w:r>
+        <w:rPr>
+          <w:rFonts w:ascii="Calibri" w:hAnsi="Calibri" w:eastAsia="Calibri" w:cs="Calibri"/>
+          <w:sz w:val="24"/>
+          <w:szCs w:val="24"/>
+          <w:highlight w:val="none"/>
+        </w:rPr>
         <w:t xml:space="preserve">-How are our shield holding up?</w:t>
       </w:r>
       <w:r>
@@ -2520,6 +2993,14 @@
           <w:highlight w:val="none"/>
         </w:rPr>
       </w:r>
+      <w:r>
+        <w:rPr>
+          <w:rFonts w:ascii="Calibri" w:hAnsi="Calibri" w:eastAsia="Calibri" w:cs="Calibri"/>
+          <w:sz w:val="24"/>
+          <w:szCs w:val="24"/>
+          <w:highlight w:val="none"/>
+        </w:rPr>
+      </w:r>
     </w:p>
     <w:p>
       <w:pPr>
@@ -2549,7 +3030,15 @@
           <w:szCs w:val="24"/>
           <w:highlight w:val="none"/>
         </w:rPr>
-        <w:t xml:space="preserve">. It seems we are at a standstill! But our tessellation frequencies are all over the place. If we do not calibrate them manually they might overload our shields.</w:t>
+        <w:t xml:space="preserve">. It seems we are at a standstill! But our tessellation frequencies are all over the place. If we do not calibrate them manually they might overload them.</w:t>
+      </w:r>
+      <w:r>
+        <w:rPr>
+          <w:rFonts w:ascii="Calibri" w:hAnsi="Calibri" w:eastAsia="Calibri" w:cs="Calibri"/>
+          <w:sz w:val="24"/>
+          <w:szCs w:val="24"/>
+          <w:highlight w:val="none"/>
+        </w:rPr>
       </w:r>
       <w:r>
         <w:rPr>
@@ -2589,6 +3078,14 @@
           <w:highlight w:val="none"/>
         </w:rPr>
       </w:r>
+      <w:r>
+        <w:rPr>
+          <w:rFonts w:ascii="Calibri" w:hAnsi="Calibri" w:eastAsia="Calibri" w:cs="Calibri"/>
+          <w:sz w:val="24"/>
+          <w:szCs w:val="24"/>
+          <w:highlight w:val="none"/>
+        </w:rPr>
+      </w:r>
     </w:p>
     <w:p>
       <w:pPr>
@@ -2636,6 +3133,19 @@
           <w:highlight w:val="none"/>
         </w:rPr>
       </w:r>
+    </w:p>
+    <w:p>
+      <w:pPr>
+        <w:pBdr/>
+        <w:spacing/>
+        <w:ind w:firstLine="0" w:left="0"/>
+        <w:rPr>
+          <w:rFonts w:ascii="Calibri" w:hAnsi="Calibri" w:eastAsia="Calibri" w:cs="Calibri"/>
+          <w:sz w:val="24"/>
+          <w:szCs w:val="24"/>
+          <w:highlight w:val="none"/>
+        </w:rPr>
+      </w:pPr>
       <w:r>
         <w:rPr>
           <w:rFonts w:ascii="Calibri" w:hAnsi="Calibri" w:eastAsia="Calibri" w:cs="Calibri"/>
@@ -2643,6 +3153,7 @@
           <w:szCs w:val="24"/>
           <w:highlight w:val="none"/>
         </w:rPr>
+        <w:t xml:space="preserve">-Enough distractions! One, initiate the Ion Canon! Tell the other ships to fall in behind us! Everyone else, brace for impact.</w:t>
       </w:r>
       <w:r>
         <w:rPr>
@@ -2680,7 +3191,15 @@
           <w:szCs w:val="24"/>
           <w:highlight w:val="none"/>
         </w:rPr>
-        <w:t xml:space="preserve">-Enough distractions! One, initiate the Ion Canon! Tell the other ships to fall in behind us! Everyone else, brace for impact.</w:t>
+        <w:t xml:space="preserve">-Energy fluctuations accumulated. All systems green!</w:t>
+      </w:r>
+      <w:r>
+        <w:rPr>
+          <w:rFonts w:ascii="Calibri" w:hAnsi="Calibri" w:eastAsia="Calibri" w:cs="Calibri"/>
+          <w:sz w:val="24"/>
+          <w:szCs w:val="24"/>
+          <w:highlight w:val="none"/>
+        </w:rPr>
       </w:r>
       <w:r>
         <w:rPr>
@@ -2710,7 +3229,15 @@
           <w:szCs w:val="24"/>
           <w:highlight w:val="none"/>
         </w:rPr>
-        <w:t xml:space="preserve">-Energy fluctuations accumulated. All systems green!</w:t>
+        <w:t xml:space="preserve">-FIRE!</w:t>
+      </w:r>
+      <w:r>
+        <w:rPr>
+          <w:rFonts w:ascii="Calibri" w:hAnsi="Calibri" w:eastAsia="Calibri" w:cs="Calibri"/>
+          <w:sz w:val="24"/>
+          <w:szCs w:val="24"/>
+          <w:highlight w:val="none"/>
+        </w:rPr>
       </w:r>
       <w:r>
         <w:rPr>
@@ -2740,7 +3267,15 @@
           <w:szCs w:val="24"/>
           <w:highlight w:val="none"/>
         </w:rPr>
-        <w:t xml:space="preserve">-FIRE!</w:t>
+        <w:t xml:space="preserve">-Direct hit! We managed to leave a clear wound through the body of the first entity! But.. It’s repairing! No, it’s regenerating. Sir, with all do respect, this is turning into a fight of attrition and we are clearly getting outmatched here!</w:t>
+      </w:r>
+      <w:r>
+        <w:rPr>
+          <w:rFonts w:ascii="Calibri" w:hAnsi="Calibri" w:eastAsia="Calibri" w:cs="Calibri"/>
+          <w:sz w:val="24"/>
+          <w:szCs w:val="24"/>
+          <w:highlight w:val="none"/>
+        </w:rPr>
       </w:r>
       <w:r>
         <w:rPr>
@@ -2770,7 +3305,15 @@
           <w:szCs w:val="24"/>
           <w:highlight w:val="none"/>
         </w:rPr>
-        <w:t xml:space="preserve">-Direct hit! We managed to leave a clear wound through the body of the first entity! But.. It’s repairing! No, it’s regenerating. Sir, with all do respect, we are getting outmatched here!</w:t>
+        <w:t xml:space="preserve">-How long until the our next short?</w:t>
+      </w:r>
+      <w:r>
+        <w:rPr>
+          <w:rFonts w:ascii="Calibri" w:hAnsi="Calibri" w:eastAsia="Calibri" w:cs="Calibri"/>
+          <w:sz w:val="24"/>
+          <w:szCs w:val="24"/>
+          <w:highlight w:val="none"/>
+        </w:rPr>
       </w:r>
       <w:r>
         <w:rPr>
@@ -2800,7 +3343,15 @@
           <w:szCs w:val="24"/>
           <w:highlight w:val="none"/>
         </w:rPr>
-        <w:t xml:space="preserve">-How long until the our next short?</w:t>
+        <w:t xml:space="preserve">-Three minutes!</w:t>
+      </w:r>
+      <w:r>
+        <w:rPr>
+          <w:rFonts w:ascii="Calibri" w:hAnsi="Calibri" w:eastAsia="Calibri" w:cs="Calibri"/>
+          <w:sz w:val="24"/>
+          <w:szCs w:val="24"/>
+          <w:highlight w:val="none"/>
+        </w:rPr>
       </w:r>
       <w:r>
         <w:rPr>
@@ -2830,7 +3381,7 @@
           <w:szCs w:val="24"/>
           <w:highlight w:val="none"/>
         </w:rPr>
-        <w:t xml:space="preserve">-Three minutes!</w:t>
+        <w:t xml:space="preserve">-Are the tugs out of danger?</w:t>
       </w:r>
       <w:r>
         <w:rPr>
@@ -2868,7 +3419,15 @@
           <w:szCs w:val="24"/>
           <w:highlight w:val="none"/>
         </w:rPr>
-        <w:t xml:space="preserve">-Are the tugs out of danger?</w:t>
+        <w:t xml:space="preserve">-Yes, they managed to get quite the distance from here.</w:t>
+      </w:r>
+      <w:r>
+        <w:rPr>
+          <w:rFonts w:ascii="Calibri" w:hAnsi="Calibri" w:eastAsia="Calibri" w:cs="Calibri"/>
+          <w:sz w:val="24"/>
+          <w:szCs w:val="24"/>
+          <w:highlight w:val="none"/>
+        </w:rPr>
       </w:r>
       <w:r>
         <w:rPr>
@@ -2898,7 +3457,15 @@
           <w:szCs w:val="24"/>
           <w:highlight w:val="none"/>
         </w:rPr>
-        <w:t xml:space="preserve">-Yes, they managed to get quite the distance from here.</w:t>
+        <w:t xml:space="preserve">-Everyone, abandon ship. Take the pods and jump to our other ships and retreat at full speed.</w:t>
+      </w:r>
+      <w:r>
+        <w:rPr>
+          <w:rFonts w:ascii="Calibri" w:hAnsi="Calibri" w:eastAsia="Calibri" w:cs="Calibri"/>
+          <w:sz w:val="24"/>
+          <w:szCs w:val="24"/>
+          <w:highlight w:val="none"/>
+        </w:rPr>
       </w:r>
       <w:r>
         <w:rPr>
@@ -2928,7 +3495,15 @@
           <w:szCs w:val="24"/>
           <w:highlight w:val="none"/>
         </w:rPr>
-        <w:t xml:space="preserve">-Everyone, abandon ship. Take the pods and jump to our other ships and retreat at full speed.</w:t>
+        <w:t xml:space="preserve">-Sir, what are you going to do?</w:t>
+      </w:r>
+      <w:r>
+        <w:rPr>
+          <w:rFonts w:ascii="Calibri" w:hAnsi="Calibri" w:eastAsia="Calibri" w:cs="Calibri"/>
+          <w:sz w:val="24"/>
+          <w:szCs w:val="24"/>
+          <w:highlight w:val="none"/>
+        </w:rPr>
       </w:r>
       <w:r>
         <w:rPr>
@@ -2958,7 +3533,24 @@
           <w:szCs w:val="24"/>
           <w:highlight w:val="none"/>
         </w:rPr>
-        <w:t xml:space="preserve">-Sir, what are you going to do?</w:t>
+        <w:t xml:space="preserve">-They seem very keen on out command ship, so I am going to overload the canon and buy you enough time </w:t>
+      </w:r>
+      <w:r>
+        <w:rPr>
+          <w:rFonts w:ascii="Calibri" w:hAnsi="Calibri" w:eastAsia="Calibri" w:cs="Calibri"/>
+          <w:sz w:val="24"/>
+          <w:szCs w:val="24"/>
+          <w:highlight w:val="none"/>
+        </w:rPr>
+        <w:t xml:space="preserve">to get to safety. It must do some sort of damage that hurts them. We need to understand what happened on that research ship and what data they might have recorded about these dangerous entities. </w:t>
+      </w:r>
+      <w:r>
+        <w:rPr>
+          <w:rFonts w:ascii="Calibri" w:hAnsi="Calibri" w:eastAsia="Calibri" w:cs="Calibri"/>
+          <w:sz w:val="24"/>
+          <w:szCs w:val="24"/>
+          <w:highlight w:val="none"/>
+        </w:rPr>
       </w:r>
       <w:r>
         <w:rPr>
@@ -2988,7 +3580,6 @@
           <w:szCs w:val="24"/>
           <w:highlight w:val="none"/>
         </w:rPr>
-        <w:t xml:space="preserve">-They seem very keen on out command ship, so I am going to overload the canon and buy you enough time </w:t>
       </w:r>
       <w:r>
         <w:rPr>
@@ -2997,7 +3588,15 @@
           <w:szCs w:val="24"/>
           <w:highlight w:val="none"/>
         </w:rPr>
-        <w:t xml:space="preserve">to get to safety. It must do some sort of damage that hurts them. We need to understand what happened on that research ship and what data they might have recorded about these dangerous entities. </w:t>
+        <w:t xml:space="preserve">-It’s been an honor to serve under your banner, sir!</w:t>
+      </w:r>
+      <w:r>
+        <w:rPr>
+          <w:rFonts w:ascii="Calibri" w:hAnsi="Calibri" w:eastAsia="Calibri" w:cs="Calibri"/>
+          <w:sz w:val="24"/>
+          <w:szCs w:val="24"/>
+          <w:highlight w:val="none"/>
+        </w:rPr>
       </w:r>
       <w:r>
         <w:rPr>
@@ -3027,6 +3626,7 @@
           <w:szCs w:val="24"/>
           <w:highlight w:val="none"/>
         </w:rPr>
+        <w:t xml:space="preserve">-Likewise, One! You will soon make a great commander, my friend! I am proud of you! </w:t>
       </w:r>
       <w:r>
         <w:rPr>
@@ -3035,6 +3635,7 @@
           <w:szCs w:val="24"/>
           <w:highlight w:val="none"/>
         </w:rPr>
+        <w:t xml:space="preserve">Now go and lead the armada back to safety of the Empire!</w:t>
       </w:r>
       <w:r>
         <w:rPr>
@@ -3043,7 +3644,6 @@
           <w:szCs w:val="24"/>
           <w:highlight w:val="none"/>
         </w:rPr>
-        <w:t xml:space="preserve">-It’s been an honor to serve under your banner, sir!</w:t>
       </w:r>
       <w:r>
         <w:rPr>
@@ -3073,61 +3673,6 @@
           <w:szCs w:val="24"/>
           <w:highlight w:val="none"/>
         </w:rPr>
-        <w:t xml:space="preserve">-Likewise, One! You will soon make a great commander as well! I am proud of you! </w:t>
-      </w:r>
-      <w:r>
-        <w:rPr>
-          <w:rFonts w:ascii="Calibri" w:hAnsi="Calibri" w:eastAsia="Calibri" w:cs="Calibri"/>
-          <w:sz w:val="24"/>
-          <w:szCs w:val="24"/>
-          <w:highlight w:val="none"/>
-        </w:rPr>
-      </w:r>
-      <w:r>
-        <w:rPr>
-          <w:rFonts w:ascii="Calibri" w:hAnsi="Calibri" w:eastAsia="Calibri" w:cs="Calibri"/>
-          <w:sz w:val="24"/>
-          <w:szCs w:val="24"/>
-          <w:highlight w:val="none"/>
-        </w:rPr>
-      </w:r>
-      <w:r>
-        <w:rPr>
-          <w:rFonts w:ascii="Calibri" w:hAnsi="Calibri" w:eastAsia="Calibri" w:cs="Calibri"/>
-          <w:sz w:val="24"/>
-          <w:szCs w:val="24"/>
-          <w:highlight w:val="none"/>
-        </w:rPr>
-        <w:t xml:space="preserve">Now go and lead the armada back to safety of the Empire!</w:t>
-      </w:r>
-      <w:r>
-        <w:rPr>
-          <w:rFonts w:ascii="Calibri" w:hAnsi="Calibri" w:eastAsia="Calibri" w:cs="Calibri"/>
-          <w:sz w:val="24"/>
-          <w:szCs w:val="24"/>
-          <w:highlight w:val="none"/>
-        </w:rPr>
-      </w:r>
-    </w:p>
-    <w:p>
-      <w:pPr>
-        <w:pBdr/>
-        <w:spacing/>
-        <w:ind w:firstLine="0" w:left="0"/>
-        <w:rPr>
-          <w:rFonts w:ascii="Calibri" w:hAnsi="Calibri" w:eastAsia="Calibri" w:cs="Calibri"/>
-          <w:sz w:val="24"/>
-          <w:szCs w:val="24"/>
-          <w:highlight w:val="none"/>
-        </w:rPr>
-      </w:pPr>
-      <w:r>
-        <w:rPr>
-          <w:rFonts w:ascii="Calibri" w:hAnsi="Calibri" w:eastAsia="Calibri" w:cs="Calibri"/>
-          <w:sz w:val="24"/>
-          <w:szCs w:val="24"/>
-          <w:highlight w:val="none"/>
-        </w:rPr>
         <w:t xml:space="preserve">::[Recording ended - the </w:t>
       </w:r>
       <w:r>
@@ -3145,7 +3690,7 @@
           <w:szCs w:val="24"/>
           <w:highlight w:val="none"/>
         </w:rPr>
-        <w:t xml:space="preserve">has been declared lost together with the enemy. Further investigations are pending]::</w:t>
+        <w:t xml:space="preserve">has been declared lost together with the heroic commander Ingstat Lothar the 3rd. No palatable information was found about the faith of the enemy entities. Further investigation authorizations are pending]::</w:t>
       </w:r>
       <w:r>
         <w:rPr>
@@ -4305,9 +4850,9 @@
     <w:lsdException w:name="Bibliography" w:uiPriority="37"/>
     <w:lsdException w:name="TOC Heading" w:uiPriority="39" w:qFormat="1"/>
   </w:latentStyles>
-  <w:style w:type="table" w:styleId="709">
+  <w:style w:type="table" w:styleId="713">
     <w:name w:val="Table Grid"/>
-    <w:basedOn w:val="895"/>
+    <w:basedOn w:val="899"/>
     <w:uiPriority w:val="59"/>
     <w:pPr>
       <w:pBdr/>
@@ -4504,9 +5049,9 @@
       </w:tcPr>
     </w:tblStylePr>
   </w:style>
-  <w:style w:type="table" w:styleId="710">
+  <w:style w:type="table" w:styleId="714">
     <w:name w:val="Table Grid Light"/>
-    <w:basedOn w:val="895"/>
+    <w:basedOn w:val="899"/>
     <w:uiPriority w:val="59"/>
     <w:pPr>
       <w:pBdr/>
@@ -4703,9 +5248,9 @@
       </w:tcPr>
     </w:tblStylePr>
   </w:style>
-  <w:style w:type="table" w:styleId="711">
+  <w:style w:type="table" w:styleId="715">
     <w:name w:val="Plain Table 1"/>
-    <w:basedOn w:val="895"/>
+    <w:basedOn w:val="899"/>
     <w:uiPriority w:val="59"/>
     <w:pPr>
       <w:pBdr/>
@@ -4928,9 +5473,9 @@
       </w:tcPr>
     </w:tblStylePr>
   </w:style>
-  <w:style w:type="table" w:styleId="712">
+  <w:style w:type="table" w:styleId="716">
     <w:name w:val="Plain Table 2"/>
-    <w:basedOn w:val="895"/>
+    <w:basedOn w:val="899"/>
     <w:uiPriority w:val="59"/>
     <w:pPr>
       <w:pBdr/>
@@ -5161,9 +5706,9 @@
       </w:tcPr>
     </w:tblStylePr>
   </w:style>
-  <w:style w:type="table" w:styleId="713">
+  <w:style w:type="table" w:styleId="717">
     <w:name w:val="Plain Table 3"/>
-    <w:basedOn w:val="895"/>
+    <w:basedOn w:val="899"/>
     <w:uiPriority w:val="99"/>
     <w:pPr>
       <w:pBdr/>
@@ -5391,9 +5936,9 @@
       </w:tcPr>
     </w:tblStylePr>
   </w:style>
-  <w:style w:type="table" w:styleId="714">
+  <w:style w:type="table" w:styleId="718">
     <w:name w:val="Plain Table 4"/>
-    <w:basedOn w:val="895"/>
+    <w:basedOn w:val="899"/>
     <w:uiPriority w:val="99"/>
     <w:pPr>
       <w:pBdr/>
@@ -5607,9 +6152,9 @@
       </w:tcPr>
     </w:tblStylePr>
   </w:style>
-  <w:style w:type="table" w:styleId="715">
+  <w:style w:type="table" w:styleId="719">
     <w:name w:val="Plain Table 5"/>
-    <w:basedOn w:val="895"/>
+    <w:basedOn w:val="899"/>
     <w:uiPriority w:val="99"/>
     <w:pPr>
       <w:pBdr/>
@@ -5840,9 +6385,9 @@
       </w:tcPr>
     </w:tblStylePr>
   </w:style>
-  <w:style w:type="table" w:styleId="716">
+  <w:style w:type="table" w:styleId="720">
     <w:name w:val="Grid Table 1 Light"/>
-    <w:basedOn w:val="895"/>
+    <w:basedOn w:val="899"/>
     <w:uiPriority w:val="99"/>
     <w:pPr>
       <w:pBdr/>
@@ -6063,9 +6608,9 @@
       </w:tcPr>
     </w:tblStylePr>
   </w:style>
-  <w:style w:type="table" w:styleId="717">
+  <w:style w:type="table" w:styleId="721">
     <w:name w:val="Grid Table 1 Light - Accent 1"/>
-    <w:basedOn w:val="895"/>
+    <w:basedOn w:val="899"/>
     <w:uiPriority w:val="99"/>
     <w:pPr>
       <w:pBdr/>
@@ -6286,9 +6831,9 @@
       </w:tcPr>
     </w:tblStylePr>
   </w:style>
-  <w:style w:type="table" w:styleId="718">
+  <w:style w:type="table" w:styleId="722">
     <w:name w:val="Grid Table 1 Light - Accent 2"/>
-    <w:basedOn w:val="895"/>
+    <w:basedOn w:val="899"/>
     <w:uiPriority w:val="99"/>
     <w:pPr>
       <w:pBdr/>
@@ -6509,9 +7054,9 @@
       </w:tcPr>
     </w:tblStylePr>
   </w:style>
-  <w:style w:type="table" w:styleId="719">
+  <w:style w:type="table" w:styleId="723">
     <w:name w:val="Grid Table 1 Light - Accent 3"/>
-    <w:basedOn w:val="895"/>
+    <w:basedOn w:val="899"/>
     <w:uiPriority w:val="99"/>
     <w:pPr>
       <w:pBdr/>
@@ -6732,9 +7277,9 @@
       </w:tcPr>
     </w:tblStylePr>
   </w:style>
-  <w:style w:type="table" w:styleId="720">
+  <w:style w:type="table" w:styleId="724">
     <w:name w:val="Grid Table 1 Light - Accent 4"/>
-    <w:basedOn w:val="895"/>
+    <w:basedOn w:val="899"/>
     <w:uiPriority w:val="99"/>
     <w:pPr>
       <w:pBdr/>
@@ -6955,9 +7500,9 @@
       </w:tcPr>
     </w:tblStylePr>
   </w:style>
-  <w:style w:type="table" w:styleId="721">
+  <w:style w:type="table" w:styleId="725">
     <w:name w:val="Grid Table 1 Light - Accent 5"/>
-    <w:basedOn w:val="895"/>
+    <w:basedOn w:val="899"/>
     <w:uiPriority w:val="99"/>
     <w:pPr>
       <w:pBdr/>
@@ -7178,9 +7723,9 @@
       </w:tcPr>
     </w:tblStylePr>
   </w:style>
-  <w:style w:type="table" w:styleId="722">
+  <w:style w:type="table" w:styleId="726">
     <w:name w:val="Grid Table 1 Light - Accent 6"/>
-    <w:basedOn w:val="895"/>
+    <w:basedOn w:val="899"/>
     <w:uiPriority w:val="99"/>
     <w:pPr>
       <w:pBdr/>
@@ -7401,9 +7946,9 @@
       </w:tcPr>
     </w:tblStylePr>
   </w:style>
-  <w:style w:type="table" w:styleId="723">
+  <w:style w:type="table" w:styleId="727">
     <w:name w:val="Grid Table 2"/>
-    <w:basedOn w:val="895"/>
+    <w:basedOn w:val="899"/>
     <w:uiPriority w:val="99"/>
     <w:pPr>
       <w:pBdr/>
@@ -7633,9 +8178,9 @@
       </w:tcPr>
     </w:tblStylePr>
   </w:style>
-  <w:style w:type="table" w:styleId="724">
+  <w:style w:type="table" w:styleId="728">
     <w:name w:val="Grid Table 2 - Accent 1"/>
-    <w:basedOn w:val="895"/>
+    <w:basedOn w:val="899"/>
     <w:uiPriority w:val="99"/>
     <w:pPr>
       <w:pBdr/>
@@ -7865,9 +8410,9 @@
       </w:tcPr>
     </w:tblStylePr>
   </w:style>
-  <w:style w:type="table" w:styleId="725">
+  <w:style w:type="table" w:styleId="729">
     <w:name w:val="Grid Table 2 - Accent 2"/>
-    <w:basedOn w:val="895"/>
+    <w:basedOn w:val="899"/>
     <w:uiPriority w:val="99"/>
     <w:pPr>
       <w:pBdr/>
@@ -8097,9 +8642,9 @@
       </w:tcPr>
     </w:tblStylePr>
   </w:style>
-  <w:style w:type="table" w:styleId="726">
+  <w:style w:type="table" w:styleId="730">
     <w:name w:val="Grid Table 2 - Accent 3"/>
-    <w:basedOn w:val="895"/>
+    <w:basedOn w:val="899"/>
     <w:uiPriority w:val="99"/>
     <w:pPr>
       <w:pBdr/>
@@ -8329,9 +8874,9 @@
       </w:tcPr>
     </w:tblStylePr>
   </w:style>
-  <w:style w:type="table" w:styleId="727">
+  <w:style w:type="table" w:styleId="731">
     <w:name w:val="Grid Table 2 - Accent 4"/>
-    <w:basedOn w:val="895"/>
+    <w:basedOn w:val="899"/>
     <w:uiPriority w:val="99"/>
     <w:pPr>
       <w:pBdr/>
@@ -8561,9 +9106,9 @@
       </w:tcPr>
     </w:tblStylePr>
   </w:style>
-  <w:style w:type="table" w:styleId="728">
+  <w:style w:type="table" w:styleId="732">
     <w:name w:val="Grid Table 2 - Accent 5"/>
-    <w:basedOn w:val="895"/>
+    <w:basedOn w:val="899"/>
     <w:uiPriority w:val="99"/>
     <w:pPr>
       <w:pBdr/>
@@ -8793,9 +9338,9 @@
       </w:tcPr>
     </w:tblStylePr>
   </w:style>
-  <w:style w:type="table" w:styleId="729">
+  <w:style w:type="table" w:styleId="733">
     <w:name w:val="Grid Table 2 - Accent 6"/>
-    <w:basedOn w:val="895"/>
+    <w:basedOn w:val="899"/>
     <w:uiPriority w:val="99"/>
     <w:pPr>
       <w:pBdr/>
@@ -9025,9 +9570,9 @@
       </w:tcPr>
     </w:tblStylePr>
   </w:style>
-  <w:style w:type="table" w:styleId="730">
+  <w:style w:type="table" w:styleId="734">
     <w:name w:val="Grid Table 3"/>
-    <w:basedOn w:val="895"/>
+    <w:basedOn w:val="899"/>
     <w:uiPriority w:val="99"/>
     <w:pPr>
       <w:pBdr/>
@@ -9270,9 +9815,9 @@
       </w:tcPr>
     </w:tblStylePr>
   </w:style>
-  <w:style w:type="table" w:styleId="731">
+  <w:style w:type="table" w:styleId="735">
     <w:name w:val="Grid Table 3 - Accent 1"/>
-    <w:basedOn w:val="895"/>
+    <w:basedOn w:val="899"/>
     <w:uiPriority w:val="99"/>
     <w:pPr>
       <w:pBdr/>
@@ -9515,9 +10060,9 @@
       </w:tcPr>
     </w:tblStylePr>
   </w:style>
-  <w:style w:type="table" w:styleId="732">
+  <w:style w:type="table" w:styleId="736">
     <w:name w:val="Grid Table 3 - Accent 2"/>
-    <w:basedOn w:val="895"/>
+    <w:basedOn w:val="899"/>
     <w:uiPriority w:val="99"/>
     <w:pPr>
       <w:pBdr/>
@@ -9760,9 +10305,9 @@
       </w:tcPr>
     </w:tblStylePr>
   </w:style>
-  <w:style w:type="table" w:styleId="733">
+  <w:style w:type="table" w:styleId="737">
     <w:name w:val="Grid Table 3 - Accent 3"/>
-    <w:basedOn w:val="895"/>
+    <w:basedOn w:val="899"/>
     <w:uiPriority w:val="99"/>
     <w:pPr>
       <w:pBdr/>
@@ -10005,9 +10550,9 @@
       </w:tcPr>
     </w:tblStylePr>
   </w:style>
-  <w:style w:type="table" w:styleId="734">
+  <w:style w:type="table" w:styleId="738">
     <w:name w:val="Grid Table 3 - Accent 4"/>
-    <w:basedOn w:val="895"/>
+    <w:basedOn w:val="899"/>
     <w:uiPriority w:val="99"/>
     <w:pPr>
       <w:pBdr/>
@@ -10250,9 +10795,9 @@
       </w:tcPr>
     </w:tblStylePr>
   </w:style>
-  <w:style w:type="table" w:styleId="735">
+  <w:style w:type="table" w:styleId="739">
     <w:name w:val="Grid Table 3 - Accent 5"/>
-    <w:basedOn w:val="895"/>
+    <w:basedOn w:val="899"/>
     <w:uiPriority w:val="99"/>
     <w:pPr>
       <w:pBdr/>
@@ -10495,9 +11040,9 @@
       </w:tcPr>
     </w:tblStylePr>
   </w:style>
-  <w:style w:type="table" w:styleId="736">
+  <w:style w:type="table" w:styleId="740">
     <w:name w:val="Grid Table 3 - Accent 6"/>
-    <w:basedOn w:val="895"/>
+    <w:basedOn w:val="899"/>
     <w:uiPriority w:val="99"/>
     <w:pPr>
       <w:pBdr/>
@@ -10740,9 +11285,9 @@
       </w:tcPr>
     </w:tblStylePr>
   </w:style>
-  <w:style w:type="table" w:styleId="737">
+  <w:style w:type="table" w:styleId="741">
     <w:name w:val="Grid Table 4"/>
-    <w:basedOn w:val="895"/>
+    <w:basedOn w:val="899"/>
     <w:uiPriority w:val="59"/>
     <w:pPr>
       <w:pBdr/>
@@ -10973,9 +11518,9 @@
       </w:tcPr>
     </w:tblStylePr>
   </w:style>
-  <w:style w:type="table" w:styleId="738">
+  <w:style w:type="table" w:styleId="742">
     <w:name w:val="Grid Table 4 - Accent 1"/>
-    <w:basedOn w:val="895"/>
+    <w:basedOn w:val="899"/>
     <w:uiPriority w:val="59"/>
     <w:pPr>
       <w:pBdr/>
@@ -11206,9 +11751,9 @@
       </w:tcPr>
     </w:tblStylePr>
   </w:style>
-  <w:style w:type="table" w:styleId="739">
+  <w:style w:type="table" w:styleId="743">
     <w:name w:val="Grid Table 4 - Accent 2"/>
-    <w:basedOn w:val="895"/>
+    <w:basedOn w:val="899"/>
     <w:uiPriority w:val="59"/>
     <w:pPr>
       <w:pBdr/>
@@ -11439,9 +11984,9 @@
       </w:tcPr>
     </w:tblStylePr>
   </w:style>
-  <w:style w:type="table" w:styleId="740">
+  <w:style w:type="table" w:styleId="744">
     <w:name w:val="Grid Table 4 - Accent 3"/>
-    <w:basedOn w:val="895"/>
+    <w:basedOn w:val="899"/>
     <w:uiPriority w:val="59"/>
     <w:pPr>
       <w:pBdr/>
@@ -11672,9 +12217,9 @@
       </w:tcPr>
     </w:tblStylePr>
   </w:style>
-  <w:style w:type="table" w:styleId="741">
+  <w:style w:type="table" w:styleId="745">
     <w:name w:val="Grid Table 4 - Accent 4"/>
-    <w:basedOn w:val="895"/>
+    <w:basedOn w:val="899"/>
     <w:uiPriority w:val="59"/>
     <w:pPr>
       <w:pBdr/>
@@ -11905,9 +12450,9 @@
       </w:tcPr>
     </w:tblStylePr>
   </w:style>
-  <w:style w:type="table" w:styleId="742">
+  <w:style w:type="table" w:styleId="746">
     <w:name w:val="Grid Table 4 - Accent 5"/>
-    <w:basedOn w:val="895"/>
+    <w:basedOn w:val="899"/>
     <w:uiPriority w:val="59"/>
     <w:pPr>
       <w:pBdr/>
@@ -12138,9 +12683,9 @@
       </w:tcPr>
     </w:tblStylePr>
   </w:style>
-  <w:style w:type="table" w:styleId="743">
+  <w:style w:type="table" w:styleId="747">
     <w:name w:val="Grid Table 4 - Accent 6"/>
-    <w:basedOn w:val="895"/>
+    <w:basedOn w:val="899"/>
     <w:uiPriority w:val="59"/>
     <w:pPr>
       <w:pBdr/>
@@ -12371,9 +12916,9 @@
       </w:tcPr>
     </w:tblStylePr>
   </w:style>
-  <w:style w:type="table" w:styleId="744">
+  <w:style w:type="table" w:styleId="748">
     <w:name w:val="Grid Table 5 Dark"/>
-    <w:basedOn w:val="895"/>
+    <w:basedOn w:val="899"/>
     <w:uiPriority w:val="99"/>
     <w:pPr>
       <w:pBdr/>
@@ -12599,9 +13144,9 @@
       </w:tcPr>
     </w:tblStylePr>
   </w:style>
-  <w:style w:type="table" w:styleId="745">
+  <w:style w:type="table" w:styleId="749">
     <w:name w:val="Grid Table 5 Dark- Accent 1"/>
-    <w:basedOn w:val="895"/>
+    <w:basedOn w:val="899"/>
     <w:uiPriority w:val="99"/>
     <w:pPr>
       <w:pBdr/>
@@ -12827,9 +13372,9 @@
       </w:tcPr>
     </w:tblStylePr>
   </w:style>
-  <w:style w:type="table" w:styleId="746">
+  <w:style w:type="table" w:styleId="750">
     <w:name w:val="Grid Table 5 Dark - Accent 2"/>
-    <w:basedOn w:val="895"/>
+    <w:basedOn w:val="899"/>
     <w:uiPriority w:val="99"/>
     <w:pPr>
       <w:pBdr/>
@@ -13055,9 +13600,9 @@
       </w:tcPr>
     </w:tblStylePr>
   </w:style>
-  <w:style w:type="table" w:styleId="747">
+  <w:style w:type="table" w:styleId="751">
     <w:name w:val="Grid Table 5 Dark - Accent 3"/>
-    <w:basedOn w:val="895"/>
+    <w:basedOn w:val="899"/>
     <w:uiPriority w:val="99"/>
     <w:pPr>
       <w:pBdr/>
@@ -13283,9 +13828,9 @@
       </w:tcPr>
     </w:tblStylePr>
   </w:style>
-  <w:style w:type="table" w:styleId="748">
+  <w:style w:type="table" w:styleId="752">
     <w:name w:val="Grid Table 5 Dark- Accent 4"/>
-    <w:basedOn w:val="895"/>
+    <w:basedOn w:val="899"/>
     <w:uiPriority w:val="99"/>
     <w:pPr>
       <w:pBdr/>
@@ -13511,9 +14056,9 @@
       </w:tcPr>
     </w:tblStylePr>
   </w:style>
-  <w:style w:type="table" w:styleId="749">
+  <w:style w:type="table" w:styleId="753">
     <w:name w:val="Grid Table 5 Dark - Accent 5"/>
-    <w:basedOn w:val="895"/>
+    <w:basedOn w:val="899"/>
     <w:uiPriority w:val="99"/>
     <w:pPr>
       <w:pBdr/>
@@ -13739,9 +14284,9 @@
       </w:tcPr>
     </w:tblStylePr>
   </w:style>
-  <w:style w:type="table" w:styleId="750">
+  <w:style w:type="table" w:styleId="754">
     <w:name w:val="Grid Table 5 Dark - Accent 6"/>
-    <w:basedOn w:val="895"/>
+    <w:basedOn w:val="899"/>
     <w:uiPriority w:val="99"/>
     <w:pPr>
       <w:pBdr/>
@@ -13967,9 +14512,9 @@
       </w:tcPr>
     </w:tblStylePr>
   </w:style>
-  <w:style w:type="table" w:styleId="751">
+  <w:style w:type="table" w:styleId="755">
     <w:name w:val="Grid Table 6 Colorful"/>
-    <w:basedOn w:val="895"/>
+    <w:basedOn w:val="899"/>
     <w:uiPriority w:val="99"/>
     <w:pPr>
       <w:pBdr/>
@@ -14197,9 +14742,9 @@
       </w:tcPr>
     </w:tblStylePr>
   </w:style>
-  <w:style w:type="table" w:styleId="752">
+  <w:style w:type="table" w:styleId="756">
     <w:name w:val="Grid Table 6 Colorful - Accent 1"/>
-    <w:basedOn w:val="895"/>
+    <w:basedOn w:val="899"/>
     <w:uiPriority w:val="99"/>
     <w:pPr>
       <w:pBdr/>
@@ -14427,9 +14972,9 @@
       </w:tcPr>
     </w:tblStylePr>
   </w:style>
-  <w:style w:type="table" w:styleId="753">
+  <w:style w:type="table" w:styleId="757">
     <w:name w:val="Grid Table 6 Colorful - Accent 2"/>
-    <w:basedOn w:val="895"/>
+    <w:basedOn w:val="899"/>
     <w:uiPriority w:val="99"/>
     <w:pPr>
       <w:pBdr/>
@@ -14657,9 +15202,9 @@
       </w:tcPr>
     </w:tblStylePr>
   </w:style>
-  <w:style w:type="table" w:styleId="754">
+  <w:style w:type="table" w:styleId="758">
     <w:name w:val="Grid Table 6 Colorful - Accent 3"/>
-    <w:basedOn w:val="895"/>
+    <w:basedOn w:val="899"/>
     <w:uiPriority w:val="99"/>
     <w:pPr>
       <w:pBdr/>
@@ -14887,9 +15432,9 @@
       </w:tcPr>
     </w:tblStylePr>
   </w:style>
-  <w:style w:type="table" w:styleId="755">
+  <w:style w:type="table" w:styleId="759">
     <w:name w:val="Grid Table 6 Colorful - Accent 4"/>
-    <w:basedOn w:val="895"/>
+    <w:basedOn w:val="899"/>
     <w:uiPriority w:val="99"/>
     <w:pPr>
       <w:pBdr/>
@@ -15117,9 +15662,9 @@
       </w:tcPr>
     </w:tblStylePr>
   </w:style>
-  <w:style w:type="table" w:styleId="756">
+  <w:style w:type="table" w:styleId="760">
     <w:name w:val="Grid Table 6 Colorful - Accent 5"/>
-    <w:basedOn w:val="895"/>
+    <w:basedOn w:val="899"/>
     <w:uiPriority w:val="99"/>
     <w:pPr>
       <w:pBdr/>
@@ -15347,9 +15892,9 @@
       </w:tcPr>
     </w:tblStylePr>
   </w:style>
-  <w:style w:type="table" w:styleId="757">
+  <w:style w:type="table" w:styleId="761">
     <w:name w:val="Grid Table 6 Colorful - Accent 6"/>
-    <w:basedOn w:val="895"/>
+    <w:basedOn w:val="899"/>
     <w:uiPriority w:val="99"/>
     <w:pPr>
       <w:pBdr/>
@@ -15577,9 +16122,9 @@
       </w:tcPr>
     </w:tblStylePr>
   </w:style>
-  <w:style w:type="table" w:styleId="758">
+  <w:style w:type="table" w:styleId="762">
     <w:name w:val="Grid Table 7 Colorful"/>
-    <w:basedOn w:val="895"/>
+    <w:basedOn w:val="899"/>
     <w:uiPriority w:val="99"/>
     <w:pPr>
       <w:pBdr/>
@@ -15831,9 +16376,9 @@
       </w:tcPr>
     </w:tblStylePr>
   </w:style>
-  <w:style w:type="table" w:styleId="759">
+  <w:style w:type="table" w:styleId="763">
     <w:name w:val="Grid Table 7 Colorful - Accent 1"/>
-    <w:basedOn w:val="895"/>
+    <w:basedOn w:val="899"/>
     <w:uiPriority w:val="99"/>
     <w:pPr>
       <w:pBdr/>
@@ -16085,9 +16630,9 @@
       </w:tcPr>
     </w:tblStylePr>
   </w:style>
-  <w:style w:type="table" w:styleId="760">
+  <w:style w:type="table" w:styleId="764">
     <w:name w:val="Grid Table 7 Colorful - Accent 2"/>
-    <w:basedOn w:val="895"/>
+    <w:basedOn w:val="899"/>
     <w:uiPriority w:val="99"/>
     <w:pPr>
       <w:pBdr/>
@@ -16339,9 +16884,9 @@
       </w:tcPr>
     </w:tblStylePr>
   </w:style>
-  <w:style w:type="table" w:styleId="761">
+  <w:style w:type="table" w:styleId="765">
     <w:name w:val="Grid Table 7 Colorful - Accent 3"/>
-    <w:basedOn w:val="895"/>
+    <w:basedOn w:val="899"/>
     <w:uiPriority w:val="99"/>
     <w:pPr>
       <w:pBdr/>
@@ -16593,9 +17138,9 @@
       </w:tcPr>
     </w:tblStylePr>
   </w:style>
-  <w:style w:type="table" w:styleId="762">
+  <w:style w:type="table" w:styleId="766">
     <w:name w:val="Grid Table 7 Colorful - Accent 4"/>
-    <w:basedOn w:val="895"/>
+    <w:basedOn w:val="899"/>
     <w:uiPriority w:val="99"/>
     <w:pPr>
       <w:pBdr/>
@@ -16847,9 +17392,9 @@
       </w:tcPr>
     </w:tblStylePr>
   </w:style>
-  <w:style w:type="table" w:styleId="763">
+  <w:style w:type="table" w:styleId="767">
     <w:name w:val="Grid Table 7 Colorful - Accent 5"/>
-    <w:basedOn w:val="895"/>
+    <w:basedOn w:val="899"/>
     <w:uiPriority w:val="99"/>
     <w:pPr>
       <w:pBdr/>
@@ -17101,9 +17646,9 @@
       </w:tcPr>
     </w:tblStylePr>
   </w:style>
-  <w:style w:type="table" w:styleId="764">
+  <w:style w:type="table" w:styleId="768">
     <w:name w:val="Grid Table 7 Colorful - Accent 6"/>
-    <w:basedOn w:val="895"/>
+    <w:basedOn w:val="899"/>
     <w:uiPriority w:val="99"/>
     <w:pPr>
       <w:pBdr/>
@@ -17355,9 +17900,9 @@
       </w:tcPr>
     </w:tblStylePr>
   </w:style>
-  <w:style w:type="table" w:styleId="765">
+  <w:style w:type="table" w:styleId="769">
     <w:name w:val="List Table 1 Light"/>
-    <w:basedOn w:val="895"/>
+    <w:basedOn w:val="899"/>
     <w:uiPriority w:val="99"/>
     <w:pPr>
       <w:pBdr/>
@@ -17571,9 +18116,9 @@
       </w:tcPr>
     </w:tblStylePr>
   </w:style>
-  <w:style w:type="table" w:styleId="766">
+  <w:style w:type="table" w:styleId="770">
     <w:name w:val="List Table 1 Light - Accent 1"/>
-    <w:basedOn w:val="895"/>
+    <w:basedOn w:val="899"/>
     <w:uiPriority w:val="99"/>
     <w:pPr>
       <w:pBdr/>
@@ -17787,9 +18332,9 @@
       </w:tcPr>
     </w:tblStylePr>
   </w:style>
-  <w:style w:type="table" w:styleId="767">
+  <w:style w:type="table" w:styleId="771">
     <w:name w:val="List Table 1 Light - Accent 2"/>
-    <w:basedOn w:val="895"/>
+    <w:basedOn w:val="899"/>
     <w:uiPriority w:val="99"/>
     <w:pPr>
       <w:pBdr/>
@@ -18003,9 +18548,9 @@
       </w:tcPr>
     </w:tblStylePr>
   </w:style>
-  <w:style w:type="table" w:styleId="768">
+  <w:style w:type="table" w:styleId="772">
     <w:name w:val="List Table 1 Light - Accent 3"/>
-    <w:basedOn w:val="895"/>
+    <w:basedOn w:val="899"/>
     <w:uiPriority w:val="99"/>
     <w:pPr>
       <w:pBdr/>
@@ -18219,9 +18764,9 @@
       </w:tcPr>
     </w:tblStylePr>
   </w:style>
-  <w:style w:type="table" w:styleId="769">
+  <w:style w:type="table" w:styleId="773">
     <w:name w:val="List Table 1 Light - Accent 4"/>
-    <w:basedOn w:val="895"/>
+    <w:basedOn w:val="899"/>
     <w:uiPriority w:val="99"/>
     <w:pPr>
       <w:pBdr/>
@@ -18435,9 +18980,9 @@
       </w:tcPr>
     </w:tblStylePr>
   </w:style>
-  <w:style w:type="table" w:styleId="770">
+  <w:style w:type="table" w:styleId="774">
     <w:name w:val="List Table 1 Light - Accent 5"/>
-    <w:basedOn w:val="895"/>
+    <w:basedOn w:val="899"/>
     <w:uiPriority w:val="99"/>
     <w:pPr>
       <w:pBdr/>
@@ -18651,9 +19196,9 @@
       </w:tcPr>
     </w:tblStylePr>
   </w:style>
-  <w:style w:type="table" w:styleId="771">
+  <w:style w:type="table" w:styleId="775">
     <w:name w:val="List Table 1 Light - Accent 6"/>
-    <w:basedOn w:val="895"/>
+    <w:basedOn w:val="899"/>
     <w:uiPriority w:val="99"/>
     <w:pPr>
       <w:pBdr/>
@@ -18867,9 +19412,9 @@
       </w:tcPr>
     </w:tblStylePr>
   </w:style>
-  <w:style w:type="table" w:styleId="772">
+  <w:style w:type="table" w:styleId="776">
     <w:name w:val="List Table 2"/>
-    <w:basedOn w:val="895"/>
+    <w:basedOn w:val="899"/>
     <w:uiPriority w:val="99"/>
     <w:pPr>
       <w:pBdr/>
@@ -19105,9 +19650,9 @@
       </w:tcPr>
     </w:tblStylePr>
   </w:style>
-  <w:style w:type="table" w:styleId="773">
+  <w:style w:type="table" w:styleId="777">
     <w:name w:val="List Table 2 - Accent 1"/>
-    <w:basedOn w:val="895"/>
+    <w:basedOn w:val="899"/>
     <w:uiPriority w:val="99"/>
     <w:pPr>
       <w:pBdr/>
@@ -19343,9 +19888,9 @@
       </w:tcPr>
     </w:tblStylePr>
   </w:style>
-  <w:style w:type="table" w:styleId="774">
+  <w:style w:type="table" w:styleId="778">
     <w:name w:val="List Table 2 - Accent 2"/>
-    <w:basedOn w:val="895"/>
+    <w:basedOn w:val="899"/>
     <w:uiPriority w:val="99"/>
     <w:pPr>
       <w:pBdr/>
@@ -19581,9 +20126,9 @@
       </w:tcPr>
     </w:tblStylePr>
   </w:style>
-  <w:style w:type="table" w:styleId="775">
+  <w:style w:type="table" w:styleId="779">
     <w:name w:val="List Table 2 - Accent 3"/>
-    <w:basedOn w:val="895"/>
+    <w:basedOn w:val="899"/>
     <w:uiPriority w:val="99"/>
     <w:pPr>
       <w:pBdr/>
@@ -19819,9 +20364,9 @@
       </w:tcPr>
     </w:tblStylePr>
   </w:style>
-  <w:style w:type="table" w:styleId="776">
+  <w:style w:type="table" w:styleId="780">
     <w:name w:val="List Table 2 - Accent 4"/>
-    <w:basedOn w:val="895"/>
+    <w:basedOn w:val="899"/>
     <w:uiPriority w:val="99"/>
     <w:pPr>
       <w:pBdr/>
@@ -20057,9 +20602,9 @@
       </w:tcPr>
     </w:tblStylePr>
   </w:style>
-  <w:style w:type="table" w:styleId="777">
+  <w:style w:type="table" w:styleId="781">
     <w:name w:val="List Table 2 - Accent 5"/>
-    <w:basedOn w:val="895"/>
+    <w:basedOn w:val="899"/>
     <w:uiPriority w:val="99"/>
     <w:pPr>
       <w:pBdr/>
@@ -20295,9 +20840,9 @@
       </w:tcPr>
     </w:tblStylePr>
   </w:style>
-  <w:style w:type="table" w:styleId="778">
+  <w:style w:type="table" w:styleId="782">
     <w:name w:val="List Table 2 - Accent 6"/>
-    <w:basedOn w:val="895"/>
+    <w:basedOn w:val="899"/>
     <w:uiPriority w:val="99"/>
     <w:pPr>
       <w:pBdr/>
@@ -20533,9 +21078,9 @@
       </w:tcPr>
     </w:tblStylePr>
   </w:style>
-  <w:style w:type="table" w:styleId="779">
+  <w:style w:type="table" w:styleId="783">
     <w:name w:val="List Table 3"/>
-    <w:basedOn w:val="895"/>
+    <w:basedOn w:val="899"/>
     <w:uiPriority w:val="99"/>
     <w:pPr>
       <w:pBdr/>
@@ -20761,9 +21306,9 @@
       </w:tcPr>
     </w:tblStylePr>
   </w:style>
-  <w:style w:type="table" w:styleId="780">
+  <w:style w:type="table" w:styleId="784">
     <w:name w:val="List Table 3 - Accent 1"/>
-    <w:basedOn w:val="895"/>
+    <w:basedOn w:val="899"/>
     <w:uiPriority w:val="99"/>
     <w:pPr>
       <w:pBdr/>
@@ -20989,9 +21534,9 @@
       </w:tcPr>
     </w:tblStylePr>
   </w:style>
-  <w:style w:type="table" w:styleId="781">
+  <w:style w:type="table" w:styleId="785">
     <w:name w:val="List Table 3 - Accent 2"/>
-    <w:basedOn w:val="895"/>
+    <w:basedOn w:val="899"/>
     <w:uiPriority w:val="99"/>
     <w:pPr>
       <w:pBdr/>
@@ -21217,9 +21762,9 @@
       </w:tcPr>
     </w:tblStylePr>
   </w:style>
-  <w:style w:type="table" w:styleId="782">
+  <w:style w:type="table" w:styleId="786">
     <w:name w:val="List Table 3 - Accent 3"/>
-    <w:basedOn w:val="895"/>
+    <w:basedOn w:val="899"/>
     <w:uiPriority w:val="99"/>
     <w:pPr>
       <w:pBdr/>
@@ -21445,9 +21990,9 @@
       </w:tcPr>
     </w:tblStylePr>
   </w:style>
-  <w:style w:type="table" w:styleId="783">
+  <w:style w:type="table" w:styleId="787">
     <w:name w:val="List Table 3 - Accent 4"/>
-    <w:basedOn w:val="895"/>
+    <w:basedOn w:val="899"/>
     <w:uiPriority w:val="99"/>
     <w:pPr>
       <w:pBdr/>
@@ -21673,9 +22218,9 @@
       </w:tcPr>
     </w:tblStylePr>
   </w:style>
-  <w:style w:type="table" w:styleId="784">
+  <w:style w:type="table" w:styleId="788">
     <w:name w:val="List Table 3 - Accent 5"/>
-    <w:basedOn w:val="895"/>
+    <w:basedOn w:val="899"/>
     <w:uiPriority w:val="99"/>
     <w:pPr>
       <w:pBdr/>
@@ -21901,9 +22446,9 @@
       </w:tcPr>
     </w:tblStylePr>
   </w:style>
-  <w:style w:type="table" w:styleId="785">
+  <w:style w:type="table" w:styleId="789">
     <w:name w:val="List Table 3 - Accent 6"/>
-    <w:basedOn w:val="895"/>
+    <w:basedOn w:val="899"/>
     <w:uiPriority w:val="99"/>
     <w:pPr>
       <w:pBdr/>
@@ -22129,9 +22674,9 @@
       </w:tcPr>
     </w:tblStylePr>
   </w:style>
-  <w:style w:type="table" w:styleId="786">
+  <w:style w:type="table" w:styleId="790">
     <w:name w:val="List Table 4"/>
-    <w:basedOn w:val="895"/>
+    <w:basedOn w:val="899"/>
     <w:uiPriority w:val="99"/>
     <w:pPr>
       <w:pBdr/>
@@ -22354,9 +22899,9 @@
       </w:tcPr>
     </w:tblStylePr>
   </w:style>
-  <w:style w:type="table" w:styleId="787">
+  <w:style w:type="table" w:styleId="791">
     <w:name w:val="List Table 4 - Accent 1"/>
-    <w:basedOn w:val="895"/>
+    <w:basedOn w:val="899"/>
     <w:uiPriority w:val="99"/>
     <w:pPr>
       <w:pBdr/>
@@ -22579,9 +23124,9 @@
       </w:tcPr>
     </w:tblStylePr>
   </w:style>
-  <w:style w:type="table" w:styleId="788">
+  <w:style w:type="table" w:styleId="792">
     <w:name w:val="List Table 4 - Accent 2"/>
-    <w:basedOn w:val="895"/>
+    <w:basedOn w:val="899"/>
     <w:uiPriority w:val="99"/>
     <w:pPr>
       <w:pBdr/>
@@ -22804,9 +23349,9 @@
       </w:tcPr>
     </w:tblStylePr>
   </w:style>
-  <w:style w:type="table" w:styleId="789">
+  <w:style w:type="table" w:styleId="793">
     <w:name w:val="List Table 4 - Accent 3"/>
-    <w:basedOn w:val="895"/>
+    <w:basedOn w:val="899"/>
     <w:uiPriority w:val="99"/>
     <w:pPr>
       <w:pBdr/>
@@ -23029,9 +23574,9 @@
       </w:tcPr>
     </w:tblStylePr>
   </w:style>
-  <w:style w:type="table" w:styleId="790">
+  <w:style w:type="table" w:styleId="794">
     <w:name w:val="List Table 4 - Accent 4"/>
-    <w:basedOn w:val="895"/>
+    <w:basedOn w:val="899"/>
     <w:uiPriority w:val="99"/>
     <w:pPr>
       <w:pBdr/>
@@ -23254,9 +23799,9 @@
       </w:tcPr>
     </w:tblStylePr>
   </w:style>
-  <w:style w:type="table" w:styleId="791">
+  <w:style w:type="table" w:styleId="795">
     <w:name w:val="List Table 4 - Accent 5"/>
-    <w:basedOn w:val="895"/>
+    <w:basedOn w:val="899"/>
     <w:uiPriority w:val="99"/>
     <w:pPr>
       <w:pBdr/>
@@ -23479,9 +24024,9 @@
       </w:tcPr>
     </w:tblStylePr>
   </w:style>
-  <w:style w:type="table" w:styleId="792">
+  <w:style w:type="table" w:styleId="796">
     <w:name w:val="List Table 4 - Accent 6"/>
-    <w:basedOn w:val="895"/>
+    <w:basedOn w:val="899"/>
     <w:uiPriority w:val="99"/>
     <w:pPr>
       <w:pBdr/>
@@ -23704,9 +24249,9 @@
       </w:tcPr>
     </w:tblStylePr>
   </w:style>
-  <w:style w:type="table" w:styleId="793">
+  <w:style w:type="table" w:styleId="797">
     <w:name w:val="List Table 5 Dark"/>
-    <w:basedOn w:val="895"/>
+    <w:basedOn w:val="899"/>
     <w:uiPriority w:val="99"/>
     <w:pPr>
       <w:pBdr/>
@@ -23946,9 +24491,9 @@
       </w:tcPr>
     </w:tblStylePr>
   </w:style>
-  <w:style w:type="table" w:styleId="794">
+  <w:style w:type="table" w:styleId="798">
     <w:name w:val="List Table 5 Dark - Accent 1"/>
-    <w:basedOn w:val="895"/>
+    <w:basedOn w:val="899"/>
     <w:uiPriority w:val="99"/>
     <w:pPr>
       <w:pBdr/>
@@ -24188,9 +24733,9 @@
       </w:tcPr>
     </w:tblStylePr>
   </w:style>
-  <w:style w:type="table" w:styleId="795">
+  <w:style w:type="table" w:styleId="799">
     <w:name w:val="List Table 5 Dark - Accent 2"/>
-    <w:basedOn w:val="895"/>
+    <w:basedOn w:val="899"/>
     <w:uiPriority w:val="99"/>
     <w:pPr>
       <w:pBdr/>
@@ -24430,9 +24975,9 @@
       </w:tcPr>
     </w:tblStylePr>
   </w:style>
-  <w:style w:type="table" w:styleId="796">
+  <w:style w:type="table" w:styleId="800">
     <w:name w:val="List Table 5 Dark - Accent 3"/>
-    <w:basedOn w:val="895"/>
+    <w:basedOn w:val="899"/>
     <w:uiPriority w:val="99"/>
     <w:pPr>
       <w:pBdr/>
@@ -24672,9 +25217,9 @@
       </w:tcPr>
     </w:tblStylePr>
   </w:style>
-  <w:style w:type="table" w:styleId="797">
+  <w:style w:type="table" w:styleId="801">
     <w:name w:val="List Table 5 Dark - Accent 4"/>
-    <w:basedOn w:val="895"/>
+    <w:basedOn w:val="899"/>
     <w:uiPriority w:val="99"/>
     <w:pPr>
       <w:pBdr/>
@@ -24914,9 +25459,9 @@
       </w:tcPr>
     </w:tblStylePr>
   </w:style>
-  <w:style w:type="table" w:styleId="798">
+  <w:style w:type="table" w:styleId="802">
     <w:name w:val="List Table 5 Dark - Accent 5"/>
-    <w:basedOn w:val="895"/>
+    <w:basedOn w:val="899"/>
     <w:uiPriority w:val="99"/>
     <w:pPr>
       <w:pBdr/>
@@ -25156,9 +25701,9 @@
       </w:tcPr>
     </w:tblStylePr>
   </w:style>
-  <w:style w:type="table" w:styleId="799">
+  <w:style w:type="table" w:styleId="803">
     <w:name w:val="List Table 5 Dark - Accent 6"/>
-    <w:basedOn w:val="895"/>
+    <w:basedOn w:val="899"/>
     <w:uiPriority w:val="99"/>
     <w:pPr>
       <w:pBdr/>
@@ -25398,9 +25943,9 @@
       </w:tcPr>
     </w:tblStylePr>
   </w:style>
-  <w:style w:type="table" w:styleId="800">
+  <w:style w:type="table" w:styleId="804">
     <w:name w:val="List Table 6 Colorful"/>
-    <w:basedOn w:val="895"/>
+    <w:basedOn w:val="899"/>
     <w:uiPriority w:val="99"/>
     <w:pPr>
       <w:pBdr/>
@@ -25621,9 +26166,9 @@
       </w:tcPr>
     </w:tblStylePr>
   </w:style>
-  <w:style w:type="table" w:styleId="801">
+  <w:style w:type="table" w:styleId="805">
     <w:name w:val="List Table 6 Colorful - Accent 1"/>
-    <w:basedOn w:val="895"/>
+    <w:basedOn w:val="899"/>
     <w:uiPriority w:val="99"/>
     <w:pPr>
       <w:pBdr/>
@@ -25844,9 +26389,9 @@
       </w:tcPr>
     </w:tblStylePr>
   </w:style>
-  <w:style w:type="table" w:styleId="802">
+  <w:style w:type="table" w:styleId="806">
     <w:name w:val="List Table 6 Colorful - Accent 2"/>
-    <w:basedOn w:val="895"/>
+    <w:basedOn w:val="899"/>
     <w:uiPriority w:val="99"/>
     <w:pPr>
       <w:pBdr/>
@@ -26067,9 +26612,9 @@
       </w:tcPr>
     </w:tblStylePr>
   </w:style>
-  <w:style w:type="table" w:styleId="803">
+  <w:style w:type="table" w:styleId="807">
     <w:name w:val="List Table 6 Colorful - Accent 3"/>
-    <w:basedOn w:val="895"/>
+    <w:basedOn w:val="899"/>
     <w:uiPriority w:val="99"/>
     <w:pPr>
       <w:pBdr/>
@@ -26290,9 +26835,9 @@
       </w:tcPr>
     </w:tblStylePr>
   </w:style>
-  <w:style w:type="table" w:styleId="804">
+  <w:style w:type="table" w:styleId="808">
     <w:name w:val="List Table 6 Colorful - Accent 4"/>
-    <w:basedOn w:val="895"/>
+    <w:basedOn w:val="899"/>
     <w:uiPriority w:val="99"/>
     <w:pPr>
       <w:pBdr/>
@@ -26513,9 +27058,9 @@
       </w:tcPr>
     </w:tblStylePr>
   </w:style>
-  <w:style w:type="table" w:styleId="805">
+  <w:style w:type="table" w:styleId="809">
     <w:name w:val="List Table 6 Colorful - Accent 5"/>
-    <w:basedOn w:val="895"/>
+    <w:basedOn w:val="899"/>
     <w:uiPriority w:val="99"/>
     <w:pPr>
       <w:pBdr/>
@@ -26736,9 +27281,9 @@
       </w:tcPr>
     </w:tblStylePr>
   </w:style>
-  <w:style w:type="table" w:styleId="806">
+  <w:style w:type="table" w:styleId="810">
     <w:name w:val="List Table 6 Colorful - Accent 6"/>
-    <w:basedOn w:val="895"/>
+    <w:basedOn w:val="899"/>
     <w:uiPriority w:val="99"/>
     <w:pPr>
       <w:pBdr/>
@@ -26959,9 +27504,9 @@
       </w:tcPr>
     </w:tblStylePr>
   </w:style>
-  <w:style w:type="table" w:styleId="807">
+  <w:style w:type="table" w:styleId="811">
     <w:name w:val="List Table 7 Colorful"/>
-    <w:basedOn w:val="895"/>
+    <w:basedOn w:val="899"/>
     <w:uiPriority w:val="99"/>
     <w:pPr>
       <w:pBdr/>
@@ -27215,9 +27760,9 @@
       </w:tcPr>
     </w:tblStylePr>
   </w:style>
-  <w:style w:type="table" w:styleId="808">
+  <w:style w:type="table" w:styleId="812">
     <w:name w:val="List Table 7 Colorful - Accent 1"/>
-    <w:basedOn w:val="895"/>
+    <w:basedOn w:val="899"/>
     <w:uiPriority w:val="99"/>
     <w:pPr>
       <w:pBdr/>
@@ -27471,9 +28016,9 @@
       </w:tcPr>
     </w:tblStylePr>
   </w:style>
-  <w:style w:type="table" w:styleId="809">
+  <w:style w:type="table" w:styleId="813">
     <w:name w:val="List Table 7 Colorful - Accent 2"/>
-    <w:basedOn w:val="895"/>
+    <w:basedOn w:val="899"/>
     <w:uiPriority w:val="99"/>
     <w:pPr>
       <w:pBdr/>
@@ -27727,9 +28272,9 @@
       </w:tcPr>
     </w:tblStylePr>
   </w:style>
-  <w:style w:type="table" w:styleId="810">
+  <w:style w:type="table" w:styleId="814">
     <w:name w:val="List Table 7 Colorful - Accent 3"/>
-    <w:basedOn w:val="895"/>
+    <w:basedOn w:val="899"/>
     <w:uiPriority w:val="99"/>
     <w:pPr>
       <w:pBdr/>
@@ -27983,9 +28528,9 @@
       </w:tcPr>
     </w:tblStylePr>
   </w:style>
-  <w:style w:type="table" w:styleId="811">
+  <w:style w:type="table" w:styleId="815">
     <w:name w:val="List Table 7 Colorful - Accent 4"/>
-    <w:basedOn w:val="895"/>
+    <w:basedOn w:val="899"/>
     <w:uiPriority w:val="99"/>
     <w:pPr>
       <w:pBdr/>
@@ -28239,9 +28784,9 @@
       </w:tcPr>
     </w:tblStylePr>
   </w:style>
-  <w:style w:type="table" w:styleId="812">
+  <w:style w:type="table" w:styleId="816">
     <w:name w:val="List Table 7 Colorful - Accent 5"/>
-    <w:basedOn w:val="895"/>
+    <w:basedOn w:val="899"/>
     <w:uiPriority w:val="99"/>
     <w:pPr>
       <w:pBdr/>
@@ -28495,9 +29040,9 @@
       </w:tcPr>
     </w:tblStylePr>
   </w:style>
-  <w:style w:type="table" w:styleId="813">
+  <w:style w:type="table" w:styleId="817">
     <w:name w:val="List Table 7 Colorful - Accent 6"/>
-    <w:basedOn w:val="895"/>
+    <w:basedOn w:val="899"/>
     <w:uiPriority w:val="99"/>
     <w:pPr>
       <w:pBdr/>
@@ -28751,9 +29296,9 @@
       </w:tcPr>
     </w:tblStylePr>
   </w:style>
-  <w:style w:type="table" w:styleId="814">
+  <w:style w:type="table" w:styleId="818">
     <w:name w:val="Lined - Accent"/>
-    <w:basedOn w:val="895"/>
+    <w:basedOn w:val="899"/>
     <w:uiPriority w:val="99"/>
     <w:pPr>
       <w:pBdr/>
@@ -28988,9 +29533,9 @@
       </w:tcPr>
     </w:tblStylePr>
   </w:style>
-  <w:style w:type="table" w:styleId="815">
+  <w:style w:type="table" w:styleId="819">
     <w:name w:val="Lined - Accent 1"/>
-    <w:basedOn w:val="895"/>
+    <w:basedOn w:val="899"/>
     <w:uiPriority w:val="99"/>
     <w:pPr>
       <w:pBdr/>
@@ -29225,9 +29770,9 @@
       </w:tcPr>
     </w:tblStylePr>
   </w:style>
-  <w:style w:type="table" w:styleId="816">
+  <w:style w:type="table" w:styleId="820">
     <w:name w:val="Lined - Accent 2"/>
-    <w:basedOn w:val="895"/>
+    <w:basedOn w:val="899"/>
     <w:uiPriority w:val="99"/>
     <w:pPr>
       <w:pBdr/>
@@ -29462,9 +30007,9 @@
       </w:tcPr>
     </w:tblStylePr>
   </w:style>
-  <w:style w:type="table" w:styleId="817">
+  <w:style w:type="table" w:styleId="821">
     <w:name w:val="Lined - Accent 3"/>
-    <w:basedOn w:val="895"/>
+    <w:basedOn w:val="899"/>
     <w:uiPriority w:val="99"/>
     <w:pPr>
       <w:pBdr/>
@@ -29699,9 +30244,9 @@
       </w:tcPr>
     </w:tblStylePr>
   </w:style>
-  <w:style w:type="table" w:styleId="818">
+  <w:style w:type="table" w:styleId="822">
     <w:name w:val="Lined - Accent 4"/>
-    <w:basedOn w:val="895"/>
+    <w:basedOn w:val="899"/>
     <w:uiPriority w:val="99"/>
     <w:pPr>
       <w:pBdr/>
@@ -29936,9 +30481,9 @@
       </w:tcPr>
     </w:tblStylePr>
   </w:style>
-  <w:style w:type="table" w:styleId="819">
+  <w:style w:type="table" w:styleId="823">
     <w:name w:val="Lined - Accent 5"/>
-    <w:basedOn w:val="895"/>
+    <w:basedOn w:val="899"/>
     <w:uiPriority w:val="99"/>
     <w:pPr>
       <w:pBdr/>
@@ -30173,9 +30718,9 @@
       </w:tcPr>
     </w:tblStylePr>
   </w:style>
-  <w:style w:type="table" w:styleId="820">
+  <w:style w:type="table" w:styleId="824">
     <w:name w:val="Lined - Accent 6"/>
-    <w:basedOn w:val="895"/>
+    <w:basedOn w:val="899"/>
     <w:uiPriority w:val="99"/>
     <w:pPr>
       <w:pBdr/>
@@ -30410,9 +30955,9 @@
       </w:tcPr>
     </w:tblStylePr>
   </w:style>
-  <w:style w:type="table" w:styleId="821">
+  <w:style w:type="table" w:styleId="825">
     <w:name w:val="Bordered &amp; Lined - Accent"/>
-    <w:basedOn w:val="895"/>
+    <w:basedOn w:val="899"/>
     <w:uiPriority w:val="99"/>
     <w:pPr>
       <w:pBdr/>
@@ -30654,9 +31199,9 @@
       </w:tcPr>
     </w:tblStylePr>
   </w:style>
-  <w:style w:type="table" w:styleId="822">
+  <w:style w:type="table" w:styleId="826">
     <w:name w:val="Bordered &amp; Lined - Accent 1"/>
-    <w:basedOn w:val="895"/>
+    <w:basedOn w:val="899"/>
     <w:uiPriority w:val="99"/>
     <w:pPr>
       <w:pBdr/>
@@ -30898,9 +31443,9 @@
       </w:tcPr>
     </w:tblStylePr>
   </w:style>
-  <w:style w:type="table" w:styleId="823">
+  <w:style w:type="table" w:styleId="827">
     <w:name w:val="Bordered &amp; Lined - Accent 2"/>
-    <w:basedOn w:val="895"/>
+    <w:basedOn w:val="899"/>
     <w:uiPriority w:val="99"/>
     <w:pPr>
       <w:pBdr/>
@@ -31142,9 +31687,9 @@
       </w:tcPr>
     </w:tblStylePr>
   </w:style>
-  <w:style w:type="table" w:styleId="824">
+  <w:style w:type="table" w:styleId="828">
     <w:name w:val="Bordered &amp; Lined - Accent 3"/>
-    <w:basedOn w:val="895"/>
+    <w:basedOn w:val="899"/>
     <w:uiPriority w:val="99"/>
     <w:pPr>
       <w:pBdr/>
@@ -31386,9 +31931,9 @@
       </w:tcPr>
     </w:tblStylePr>
   </w:style>
-  <w:style w:type="table" w:styleId="825">
+  <w:style w:type="table" w:styleId="829">
     <w:name w:val="Bordered &amp; Lined - Accent 4"/>
-    <w:basedOn w:val="895"/>
+    <w:basedOn w:val="899"/>
     <w:uiPriority w:val="99"/>
     <w:pPr>
       <w:pBdr/>
@@ -31630,9 +32175,9 @@
       </w:tcPr>
     </w:tblStylePr>
   </w:style>
-  <w:style w:type="table" w:styleId="826">
+  <w:style w:type="table" w:styleId="830">
     <w:name w:val="Bordered &amp; Lined - Accent 5"/>
-    <w:basedOn w:val="895"/>
+    <w:basedOn w:val="899"/>
     <w:uiPriority w:val="99"/>
     <w:pPr>
       <w:pBdr/>
@@ -31874,9 +32419,9 @@
       </w:tcPr>
     </w:tblStylePr>
   </w:style>
-  <w:style w:type="table" w:styleId="827">
+  <w:style w:type="table" w:styleId="831">
     <w:name w:val="Bordered &amp; Lined - Accent 6"/>
-    <w:basedOn w:val="895"/>
+    <w:basedOn w:val="899"/>
     <w:uiPriority w:val="99"/>
     <w:pPr>
       <w:pBdr/>
@@ -32118,9 +32663,9 @@
       </w:tcPr>
     </w:tblStylePr>
   </w:style>
-  <w:style w:type="table" w:styleId="828">
+  <w:style w:type="table" w:styleId="832">
     <w:name w:val="Bordered"/>
-    <w:basedOn w:val="895"/>
+    <w:basedOn w:val="899"/>
     <w:uiPriority w:val="99"/>
     <w:pPr>
       <w:pBdr/>
@@ -32349,9 +32894,9 @@
       </w:tcPr>
     </w:tblStylePr>
   </w:style>
-  <w:style w:type="table" w:styleId="829">
+  <w:style w:type="table" w:styleId="833">
     <w:name w:val="Bordered - Accent 1"/>
-    <w:basedOn w:val="895"/>
+    <w:basedOn w:val="899"/>
     <w:uiPriority w:val="99"/>
     <w:pPr>
       <w:pBdr/>
@@ -32580,9 +33125,9 @@
       </w:tcPr>
     </w:tblStylePr>
   </w:style>
-  <w:style w:type="table" w:styleId="830">
+  <w:style w:type="table" w:styleId="834">
     <w:name w:val="Bordered - Accent 2"/>
-    <w:basedOn w:val="895"/>
+    <w:basedOn w:val="899"/>
     <w:uiPriority w:val="99"/>
     <w:pPr>
       <w:pBdr/>
@@ -32811,9 +33356,9 @@
       </w:tcPr>
     </w:tblStylePr>
   </w:style>
-  <w:style w:type="table" w:styleId="831">
+  <w:style w:type="table" w:styleId="835">
     <w:name w:val="Bordered - Accent 3"/>
-    <w:basedOn w:val="895"/>
+    <w:basedOn w:val="899"/>
     <w:uiPriority w:val="99"/>
     <w:pPr>
       <w:pBdr/>
@@ -33042,9 +33587,9 @@
       </w:tcPr>
     </w:tblStylePr>
   </w:style>
-  <w:style w:type="table" w:styleId="832">
+  <w:style w:type="table" w:styleId="836">
     <w:name w:val="Bordered - Accent 4"/>
-    <w:basedOn w:val="895"/>
+    <w:basedOn w:val="899"/>
     <w:uiPriority w:val="99"/>
     <w:pPr>
       <w:pBdr/>
@@ -33273,9 +33818,9 @@
       </w:tcPr>
     </w:tblStylePr>
   </w:style>
-  <w:style w:type="table" w:styleId="833">
+  <w:style w:type="table" w:styleId="837">
     <w:name w:val="Bordered - Accent 5"/>
-    <w:basedOn w:val="895"/>
+    <w:basedOn w:val="899"/>
     <w:uiPriority w:val="99"/>
     <w:pPr>
       <w:pBdr/>
@@ -33504,9 +34049,9 @@
       </w:tcPr>
     </w:tblStylePr>
   </w:style>
-  <w:style w:type="table" w:styleId="834">
+  <w:style w:type="table" w:styleId="838">
     <w:name w:val="Bordered - Accent 6"/>
-    <w:basedOn w:val="895"/>
+    <w:basedOn w:val="899"/>
     <w:uiPriority w:val="99"/>
     <w:pPr>
       <w:pBdr/>
@@ -33735,11 +34280,11 @@
       </w:tcPr>
     </w:tblStylePr>
   </w:style>
-  <w:style w:type="paragraph" w:styleId="835">
+  <w:style w:type="paragraph" w:styleId="839">
     <w:name w:val="Heading 1"/>
-    <w:basedOn w:val="894"/>
-    <w:next w:val="894"/>
-    <w:link w:val="845"/>
+    <w:basedOn w:val="898"/>
+    <w:next w:val="898"/>
+    <w:link w:val="849"/>
     <w:uiPriority w:val="9"/>
     <w:qFormat/>
     <w:pPr>
@@ -33757,11 +34302,11 @@
       <w:szCs w:val="40"/>
     </w:rPr>
   </w:style>
-  <w:style w:type="paragraph" w:styleId="836">
+  <w:style w:type="paragraph" w:styleId="840">
     <w:name w:val="Heading 2"/>
-    <w:basedOn w:val="894"/>
-    <w:next w:val="894"/>
-    <w:link w:val="846"/>
+    <w:basedOn w:val="898"/>
+    <w:next w:val="898"/>
+    <w:link w:val="850"/>
     <w:uiPriority w:val="9"/>
     <w:unhideWhenUsed/>
     <w:qFormat/>
@@ -33780,11 +34325,11 @@
       <w:szCs w:val="32"/>
     </w:rPr>
   </w:style>
-  <w:style w:type="paragraph" w:styleId="837">
+  <w:style w:type="paragraph" w:styleId="841">
     <w:name w:val="Heading 3"/>
-    <w:basedOn w:val="894"/>
-    <w:next w:val="894"/>
-    <w:link w:val="847"/>
+    <w:basedOn w:val="898"/>
+    <w:next w:val="898"/>
+    <w:link w:val="851"/>
     <w:uiPriority w:val="9"/>
     <w:unhideWhenUsed/>
     <w:qFormat/>
@@ -33803,11 +34348,11 @@
       <w:szCs w:val="28"/>
     </w:rPr>
   </w:style>
-  <w:style w:type="paragraph" w:styleId="838">
+  <w:style w:type="paragraph" w:styleId="842">
     <w:name w:val="Heading 4"/>
-    <w:basedOn w:val="894"/>
-    <w:next w:val="894"/>
-    <w:link w:val="848"/>
+    <w:basedOn w:val="898"/>
+    <w:next w:val="898"/>
+    <w:link w:val="852"/>
     <w:uiPriority w:val="9"/>
     <w:unhideWhenUsed/>
     <w:qFormat/>
@@ -33826,11 +34371,11 @@
       <w:color w:val="0f4761" w:themeColor="accent1" w:themeShade="BF"/>
     </w:rPr>
   </w:style>
-  <w:style w:type="paragraph" w:styleId="839">
+  <w:style w:type="paragraph" w:styleId="843">
     <w:name w:val="Heading 5"/>
-    <w:basedOn w:val="894"/>
-    <w:next w:val="894"/>
-    <w:link w:val="849"/>
+    <w:basedOn w:val="898"/>
+    <w:next w:val="898"/>
+    <w:link w:val="853"/>
     <w:uiPriority w:val="9"/>
     <w:unhideWhenUsed/>
     <w:qFormat/>
@@ -33847,11 +34392,11 @@
       <w:color w:val="0f4761" w:themeColor="accent1" w:themeShade="BF"/>
     </w:rPr>
   </w:style>
-  <w:style w:type="paragraph" w:styleId="840">
+  <w:style w:type="paragraph" w:styleId="844">
     <w:name w:val="Heading 6"/>
-    <w:basedOn w:val="894"/>
-    <w:next w:val="894"/>
-    <w:link w:val="850"/>
+    <w:basedOn w:val="898"/>
+    <w:next w:val="898"/>
+    <w:link w:val="854"/>
     <w:uiPriority w:val="9"/>
     <w:unhideWhenUsed/>
     <w:qFormat/>
@@ -33870,11 +34415,11 @@
       <w:color w:val="595959" w:themeColor="text1" w:themeTint="A6"/>
     </w:rPr>
   </w:style>
-  <w:style w:type="paragraph" w:styleId="841">
+  <w:style w:type="paragraph" w:styleId="845">
     <w:name w:val="Heading 7"/>
-    <w:basedOn w:val="894"/>
-    <w:next w:val="894"/>
-    <w:link w:val="851"/>
+    <w:basedOn w:val="898"/>
+    <w:next w:val="898"/>
+    <w:link w:val="855"/>
     <w:uiPriority w:val="9"/>
     <w:unhideWhenUsed/>
     <w:qFormat/>
@@ -33891,11 +34436,11 @@
       <w:color w:val="595959" w:themeColor="text1" w:themeTint="A6"/>
     </w:rPr>
   </w:style>
-  <w:style w:type="paragraph" w:styleId="842">
+  <w:style w:type="paragraph" w:styleId="846">
     <w:name w:val="Heading 8"/>
-    <w:basedOn w:val="894"/>
-    <w:next w:val="894"/>
-    <w:link w:val="852"/>
+    <w:basedOn w:val="898"/>
+    <w:next w:val="898"/>
+    <w:link w:val="856"/>
     <w:uiPriority w:val="9"/>
     <w:unhideWhenUsed/>
     <w:qFormat/>
@@ -33914,11 +34459,11 @@
       <w:color w:val="272727" w:themeColor="text1" w:themeTint="D8"/>
     </w:rPr>
   </w:style>
-  <w:style w:type="paragraph" w:styleId="843">
+  <w:style w:type="paragraph" w:styleId="847">
     <w:name w:val="Heading 9"/>
-    <w:basedOn w:val="894"/>
-    <w:next w:val="894"/>
-    <w:link w:val="853"/>
+    <w:basedOn w:val="898"/>
+    <w:next w:val="898"/>
+    <w:link w:val="857"/>
     <w:uiPriority w:val="9"/>
     <w:unhideWhenUsed/>
     <w:qFormat/>
@@ -33937,7 +34482,7 @@
       <w:color w:val="272727" w:themeColor="text1" w:themeTint="D8"/>
     </w:rPr>
   </w:style>
-  <w:style w:type="character" w:styleId="844" w:default="1">
+  <w:style w:type="character" w:styleId="848" w:default="1">
     <w:name w:val="Default Paragraph Font"/>
     <w:uiPriority w:val="1"/>
     <w:semiHidden/>
@@ -33948,10 +34493,10 @@
       <w:ind/>
     </w:pPr>
   </w:style>
-  <w:style w:type="character" w:styleId="845">
+  <w:style w:type="character" w:styleId="849">
     <w:name w:val="Heading 1 Char"/>
-    <w:basedOn w:val="844"/>
-    <w:link w:val="835"/>
+    <w:basedOn w:val="848"/>
+    <w:link w:val="839"/>
     <w:uiPriority w:val="9"/>
     <w:pPr>
       <w:pBdr/>
@@ -33965,10 +34510,10 @@
       <w:szCs w:val="40"/>
     </w:rPr>
   </w:style>
-  <w:style w:type="character" w:styleId="846">
+  <w:style w:type="character" w:styleId="850">
     <w:name w:val="Heading 2 Char"/>
-    <w:basedOn w:val="844"/>
-    <w:link w:val="836"/>
+    <w:basedOn w:val="848"/>
+    <w:link w:val="840"/>
     <w:uiPriority w:val="9"/>
     <w:pPr>
       <w:pBdr/>
@@ -33982,10 +34527,10 @@
       <w:szCs w:val="32"/>
     </w:rPr>
   </w:style>
-  <w:style w:type="character" w:styleId="847">
+  <w:style w:type="character" w:styleId="851">
     <w:name w:val="Heading 3 Char"/>
-    <w:basedOn w:val="844"/>
-    <w:link w:val="837"/>
+    <w:basedOn w:val="848"/>
+    <w:link w:val="841"/>
     <w:uiPriority w:val="9"/>
     <w:pPr>
       <w:pBdr/>
@@ -33999,10 +34544,10 @@
       <w:szCs w:val="28"/>
     </w:rPr>
   </w:style>
-  <w:style w:type="character" w:styleId="848">
+  <w:style w:type="character" w:styleId="852">
     <w:name w:val="Heading 4 Char"/>
-    <w:basedOn w:val="844"/>
-    <w:link w:val="838"/>
+    <w:basedOn w:val="848"/>
+    <w:link w:val="842"/>
     <w:uiPriority w:val="9"/>
     <w:pPr>
       <w:pBdr/>
@@ -34016,10 +34561,10 @@
       <w:color w:val="0f4761" w:themeColor="accent1" w:themeShade="BF"/>
     </w:rPr>
   </w:style>
-  <w:style w:type="character" w:styleId="849">
+  <w:style w:type="character" w:styleId="853">
     <w:name w:val="Heading 5 Char"/>
-    <w:basedOn w:val="844"/>
-    <w:link w:val="839"/>
+    <w:basedOn w:val="848"/>
+    <w:link w:val="843"/>
     <w:uiPriority w:val="9"/>
     <w:pPr>
       <w:pBdr/>
@@ -34031,10 +34576,10 @@
       <w:color w:val="0f4761" w:themeColor="accent1" w:themeShade="BF"/>
     </w:rPr>
   </w:style>
-  <w:style w:type="character" w:styleId="850">
+  <w:style w:type="character" w:styleId="854">
     <w:name w:val="Heading 6 Char"/>
-    <w:basedOn w:val="844"/>
-    <w:link w:val="840"/>
+    <w:basedOn w:val="848"/>
+    <w:link w:val="844"/>
     <w:uiPriority w:val="9"/>
     <w:pPr>
       <w:pBdr/>
@@ -34048,10 +34593,10 @@
       <w:color w:val="595959" w:themeColor="text1" w:themeTint="A6"/>
     </w:rPr>
   </w:style>
-  <w:style w:type="character" w:styleId="851">
+  <w:style w:type="character" w:styleId="855">
     <w:name w:val="Heading 7 Char"/>
-    <w:basedOn w:val="844"/>
-    <w:link w:val="841"/>
+    <w:basedOn w:val="848"/>
+    <w:link w:val="845"/>
     <w:uiPriority w:val="9"/>
     <w:pPr>
       <w:pBdr/>
@@ -34063,10 +34608,10 @@
       <w:color w:val="595959" w:themeColor="text1" w:themeTint="A6"/>
     </w:rPr>
   </w:style>
-  <w:style w:type="character" w:styleId="852">
+  <w:style w:type="character" w:styleId="856">
     <w:name w:val="Heading 8 Char"/>
-    <w:basedOn w:val="844"/>
-    <w:link w:val="842"/>
+    <w:basedOn w:val="848"/>
+    <w:link w:val="846"/>
     <w:uiPriority w:val="9"/>
     <w:pPr>
       <w:pBdr/>
@@ -34080,10 +34625,10 @@
       <w:color w:val="272727" w:themeColor="text1" w:themeTint="D8"/>
     </w:rPr>
   </w:style>
-  <w:style w:type="character" w:styleId="853">
+  <w:style w:type="character" w:styleId="857">
     <w:name w:val="Heading 9 Char"/>
-    <w:basedOn w:val="844"/>
-    <w:link w:val="843"/>
+    <w:basedOn w:val="848"/>
+    <w:link w:val="847"/>
     <w:uiPriority w:val="9"/>
     <w:pPr>
       <w:pBdr/>
@@ -34097,11 +34642,11 @@
       <w:color w:val="272727" w:themeColor="text1" w:themeTint="D8"/>
     </w:rPr>
   </w:style>
-  <w:style w:type="paragraph" w:styleId="854">
+  <w:style w:type="paragraph" w:styleId="858">
     <w:name w:val="Title"/>
-    <w:basedOn w:val="894"/>
-    <w:next w:val="894"/>
-    <w:link w:val="855"/>
+    <w:basedOn w:val="898"/>
+    <w:next w:val="898"/>
+    <w:link w:val="859"/>
     <w:uiPriority w:val="10"/>
     <w:qFormat/>
     <w:pPr>
@@ -34117,10 +34662,10 @@
       <w:szCs w:val="56"/>
     </w:rPr>
   </w:style>
-  <w:style w:type="character" w:styleId="855">
+  <w:style w:type="character" w:styleId="859">
     <w:name w:val="Title Char"/>
-    <w:basedOn w:val="844"/>
-    <w:link w:val="854"/>
+    <w:basedOn w:val="848"/>
+    <w:link w:val="858"/>
     <w:uiPriority w:val="10"/>
     <w:pPr>
       <w:pBdr/>
@@ -34134,11 +34679,11 @@
       <w:szCs w:val="56"/>
     </w:rPr>
   </w:style>
-  <w:style w:type="paragraph" w:styleId="856">
+  <w:style w:type="paragraph" w:styleId="860">
     <w:name w:val="Subtitle"/>
-    <w:basedOn w:val="894"/>
-    <w:next w:val="894"/>
-    <w:link w:val="857"/>
+    <w:basedOn w:val="898"/>
+    <w:next w:val="898"/>
+    <w:link w:val="861"/>
     <w:uiPriority w:val="11"/>
     <w:qFormat/>
     <w:pPr>
@@ -34156,10 +34701,10 @@
       <w:szCs w:val="28"/>
     </w:rPr>
   </w:style>
-  <w:style w:type="character" w:styleId="857">
+  <w:style w:type="character" w:styleId="861">
     <w:name w:val="Subtitle Char"/>
-    <w:basedOn w:val="844"/>
-    <w:link w:val="856"/>
+    <w:basedOn w:val="848"/>
+    <w:link w:val="860"/>
     <w:uiPriority w:val="11"/>
     <w:pPr>
       <w:pBdr/>
@@ -34173,11 +34718,11 @@
       <w:szCs w:val="28"/>
     </w:rPr>
   </w:style>
-  <w:style w:type="paragraph" w:styleId="858">
+  <w:style w:type="paragraph" w:styleId="862">
     <w:name w:val="Quote"/>
-    <w:basedOn w:val="894"/>
-    <w:next w:val="894"/>
-    <w:link w:val="859"/>
+    <w:basedOn w:val="898"/>
+    <w:next w:val="898"/>
+    <w:link w:val="863"/>
     <w:uiPriority w:val="29"/>
     <w:qFormat/>
     <w:pPr>
@@ -34192,10 +34737,10 @@
       <w:color w:val="404040" w:themeColor="text1" w:themeTint="BF"/>
     </w:rPr>
   </w:style>
-  <w:style w:type="character" w:styleId="859">
+  <w:style w:type="character" w:styleId="863">
     <w:name w:val="Quote Char"/>
-    <w:basedOn w:val="844"/>
-    <w:link w:val="858"/>
+    <w:basedOn w:val="848"/>
+    <w:link w:val="862"/>
     <w:uiPriority w:val="29"/>
     <w:pPr>
       <w:pBdr/>
@@ -34208,9 +34753,9 @@
       <w:color w:val="404040" w:themeColor="text1" w:themeTint="BF"/>
     </w:rPr>
   </w:style>
-  <w:style w:type="character" w:styleId="860">
+  <w:style w:type="character" w:styleId="864">
     <w:name w:val="Intense Emphasis"/>
-    <w:basedOn w:val="844"/>
+    <w:basedOn w:val="848"/>
     <w:uiPriority w:val="21"/>
     <w:qFormat/>
     <w:pPr>
@@ -34224,11 +34769,11 @@
       <w:color w:val="0f4761" w:themeColor="accent1" w:themeShade="BF"/>
     </w:rPr>
   </w:style>
-  <w:style w:type="paragraph" w:styleId="861">
+  <w:style w:type="paragraph" w:styleId="865">
     <w:name w:val="Intense Quote"/>
-    <w:basedOn w:val="894"/>
-    <w:next w:val="894"/>
-    <w:link w:val="862"/>
+    <w:basedOn w:val="898"/>
+    <w:next w:val="898"/>
+    <w:link w:val="866"/>
     <w:uiPriority w:val="30"/>
     <w:qFormat/>
     <w:pPr>
@@ -34246,10 +34791,10 @@
       <w:color w:val="0f4761" w:themeColor="accent1" w:themeShade="BF"/>
     </w:rPr>
   </w:style>
-  <w:style w:type="character" w:styleId="862">
+  <w:style w:type="character" w:styleId="866">
     <w:name w:val="Intense Quote Char"/>
-    <w:basedOn w:val="844"/>
-    <w:link w:val="861"/>
+    <w:basedOn w:val="848"/>
+    <w:link w:val="865"/>
     <w:uiPriority w:val="30"/>
     <w:pPr>
       <w:pBdr/>
@@ -34262,9 +34807,9 @@
       <w:color w:val="0f4761" w:themeColor="accent1" w:themeShade="BF"/>
     </w:rPr>
   </w:style>
-  <w:style w:type="character" w:styleId="863">
+  <w:style w:type="character" w:styleId="867">
     <w:name w:val="Intense Reference"/>
-    <w:basedOn w:val="844"/>
+    <w:basedOn w:val="848"/>
     <w:uiPriority w:val="32"/>
     <w:qFormat/>
     <w:pPr>
@@ -34280,9 +34825,9 @@
       <w:spacing w:val="5"/>
     </w:rPr>
   </w:style>
-  <w:style w:type="character" w:styleId="864">
+  <w:style w:type="character" w:styleId="868">
     <w:name w:val="Subtle Emphasis"/>
-    <w:basedOn w:val="844"/>
+    <w:basedOn w:val="848"/>
     <w:uiPriority w:val="19"/>
     <w:qFormat/>
     <w:pPr>
@@ -34296,9 +34841,9 @@
       <w:color w:val="404040" w:themeColor="text1" w:themeTint="BF"/>
     </w:rPr>
   </w:style>
-  <w:style w:type="character" w:styleId="865">
+  <w:style w:type="character" w:styleId="869">
     <w:name w:val="Emphasis"/>
-    <w:basedOn w:val="844"/>
+    <w:basedOn w:val="848"/>
     <w:uiPriority w:val="20"/>
     <w:qFormat/>
     <w:pPr>
@@ -34311,9 +34856,9 @@
       <w:iCs/>
     </w:rPr>
   </w:style>
-  <w:style w:type="character" w:styleId="866">
+  <w:style w:type="character" w:styleId="870">
     <w:name w:val="Strong"/>
-    <w:basedOn w:val="844"/>
+    <w:basedOn w:val="848"/>
     <w:uiPriority w:val="22"/>
     <w:qFormat/>
     <w:pPr>
@@ -34326,9 +34871,9 @@
       <w:bCs/>
     </w:rPr>
   </w:style>
-  <w:style w:type="character" w:styleId="867">
+  <w:style w:type="character" w:styleId="871">
     <w:name w:val="Subtle Reference"/>
-    <w:basedOn w:val="844"/>
+    <w:basedOn w:val="848"/>
     <w:uiPriority w:val="31"/>
     <w:qFormat/>
     <w:pPr>
@@ -34341,9 +34886,9 @@
       <w:color w:val="5a5a5a" w:themeColor="text1" w:themeTint="A5"/>
     </w:rPr>
   </w:style>
-  <w:style w:type="character" w:styleId="868">
+  <w:style w:type="character" w:styleId="872">
     <w:name w:val="Book Title"/>
-    <w:basedOn w:val="844"/>
+    <w:basedOn w:val="848"/>
     <w:uiPriority w:val="33"/>
     <w:qFormat/>
     <w:pPr>
@@ -34359,10 +34904,10 @@
       <w:spacing w:val="5"/>
     </w:rPr>
   </w:style>
-  <w:style w:type="paragraph" w:styleId="869">
+  <w:style w:type="paragraph" w:styleId="873">
     <w:name w:val="Header"/>
-    <w:basedOn w:val="894"/>
-    <w:link w:val="870"/>
+    <w:basedOn w:val="898"/>
+    <w:link w:val="874"/>
     <w:uiPriority w:val="99"/>
     <w:unhideWhenUsed/>
     <w:pPr>
@@ -34375,10 +34920,10 @@
       <w:ind/>
     </w:pPr>
   </w:style>
-  <w:style w:type="character" w:styleId="870">
+  <w:style w:type="character" w:styleId="874">
     <w:name w:val="Header Char"/>
-    <w:basedOn w:val="844"/>
-    <w:link w:val="869"/>
+    <w:basedOn w:val="848"/>
+    <w:link w:val="873"/>
     <w:uiPriority w:val="99"/>
     <w:pPr>
       <w:pBdr/>
@@ -34386,10 +34931,10 @@
       <w:ind/>
     </w:pPr>
   </w:style>
-  <w:style w:type="paragraph" w:styleId="871">
+  <w:style w:type="paragraph" w:styleId="875">
     <w:name w:val="Footer"/>
-    <w:basedOn w:val="894"/>
-    <w:link w:val="872"/>
+    <w:basedOn w:val="898"/>
+    <w:link w:val="876"/>
     <w:uiPriority w:val="99"/>
     <w:unhideWhenUsed/>
     <w:pPr>
@@ -34402,10 +34947,10 @@
       <w:ind/>
     </w:pPr>
   </w:style>
-  <w:style w:type="character" w:styleId="872">
+  <w:style w:type="character" w:styleId="876">
     <w:name w:val="Footer Char"/>
-    <w:basedOn w:val="844"/>
-    <w:link w:val="871"/>
+    <w:basedOn w:val="848"/>
+    <w:link w:val="875"/>
     <w:uiPriority w:val="99"/>
     <w:pPr>
       <w:pBdr/>
@@ -34413,10 +34958,10 @@
       <w:ind/>
     </w:pPr>
   </w:style>
-  <w:style w:type="paragraph" w:styleId="873">
+  <w:style w:type="paragraph" w:styleId="877">
     <w:name w:val="Caption"/>
-    <w:basedOn w:val="894"/>
-    <w:next w:val="894"/>
+    <w:basedOn w:val="898"/>
+    <w:next w:val="898"/>
     <w:uiPriority w:val="35"/>
     <w:unhideWhenUsed/>
     <w:qFormat/>
@@ -34433,10 +34978,10 @@
       <w:szCs w:val="18"/>
     </w:rPr>
   </w:style>
-  <w:style w:type="paragraph" w:styleId="874">
+  <w:style w:type="paragraph" w:styleId="878">
     <w:name w:val="footnote text"/>
-    <w:basedOn w:val="894"/>
-    <w:link w:val="875"/>
+    <w:basedOn w:val="898"/>
+    <w:link w:val="879"/>
     <w:uiPriority w:val="99"/>
     <w:semiHidden/>
     <w:unhideWhenUsed/>
@@ -34450,10 +34995,10 @@
       <w:szCs w:val="20"/>
     </w:rPr>
   </w:style>
-  <w:style w:type="character" w:styleId="875">
+  <w:style w:type="character" w:styleId="879">
     <w:name w:val="Footnote Text Char"/>
-    <w:basedOn w:val="844"/>
-    <w:link w:val="874"/>
+    <w:basedOn w:val="848"/>
+    <w:link w:val="878"/>
     <w:uiPriority w:val="99"/>
     <w:semiHidden/>
     <w:pPr>
@@ -34466,9 +35011,9 @@
       <w:szCs w:val="20"/>
     </w:rPr>
   </w:style>
-  <w:style w:type="character" w:styleId="876">
+  <w:style w:type="character" w:styleId="880">
     <w:name w:val="footnote reference"/>
-    <w:basedOn w:val="844"/>
+    <w:basedOn w:val="848"/>
     <w:uiPriority w:val="99"/>
     <w:semiHidden/>
     <w:unhideWhenUsed/>
@@ -34481,10 +35026,10 @@
       <w:vertAlign w:val="superscript"/>
     </w:rPr>
   </w:style>
-  <w:style w:type="paragraph" w:styleId="877">
+  <w:style w:type="paragraph" w:styleId="881">
     <w:name w:val="endnote text"/>
-    <w:basedOn w:val="894"/>
-    <w:link w:val="878"/>
+    <w:basedOn w:val="898"/>
+    <w:link w:val="882"/>
     <w:uiPriority w:val="99"/>
     <w:semiHidden/>
     <w:unhideWhenUsed/>
@@ -34498,10 +35043,10 @@
       <w:szCs w:val="20"/>
     </w:rPr>
   </w:style>
-  <w:style w:type="character" w:styleId="878">
+  <w:style w:type="character" w:styleId="882">
     <w:name w:val="Endnote Text Char"/>
-    <w:basedOn w:val="844"/>
-    <w:link w:val="877"/>
+    <w:basedOn w:val="848"/>
+    <w:link w:val="881"/>
     <w:uiPriority w:val="99"/>
     <w:semiHidden/>
     <w:pPr>
@@ -34514,9 +35059,9 @@
       <w:szCs w:val="20"/>
     </w:rPr>
   </w:style>
-  <w:style w:type="character" w:styleId="879">
+  <w:style w:type="character" w:styleId="883">
     <w:name w:val="endnote reference"/>
-    <w:basedOn w:val="844"/>
+    <w:basedOn w:val="848"/>
     <w:uiPriority w:val="99"/>
     <w:semiHidden/>
     <w:unhideWhenUsed/>
@@ -34529,9 +35074,9 @@
       <w:vertAlign w:val="superscript"/>
     </w:rPr>
   </w:style>
-  <w:style w:type="character" w:styleId="880">
+  <w:style w:type="character" w:styleId="884">
     <w:name w:val="Hyperlink"/>
-    <w:basedOn w:val="844"/>
+    <w:basedOn w:val="848"/>
     <w:uiPriority w:val="99"/>
     <w:unhideWhenUsed/>
     <w:pPr>
@@ -34544,9 +35089,9 @@
       <w:u w:val="single"/>
     </w:rPr>
   </w:style>
-  <w:style w:type="character" w:styleId="881">
+  <w:style w:type="character" w:styleId="885">
     <w:name w:val="FollowedHyperlink"/>
-    <w:basedOn w:val="844"/>
+    <w:basedOn w:val="848"/>
     <w:uiPriority w:val="99"/>
     <w:semiHidden/>
     <w:unhideWhenUsed/>
@@ -34560,10 +35105,10 @@
       <w:u w:val="single"/>
     </w:rPr>
   </w:style>
-  <w:style w:type="paragraph" w:styleId="882">
+  <w:style w:type="paragraph" w:styleId="886">
     <w:name w:val="toc 1"/>
-    <w:basedOn w:val="894"/>
-    <w:next w:val="894"/>
+    <w:basedOn w:val="898"/>
+    <w:next w:val="898"/>
     <w:uiPriority w:val="39"/>
     <w:unhideWhenUsed/>
     <w:pPr>
@@ -34572,10 +35117,10 @@
       <w:ind/>
     </w:pPr>
   </w:style>
-  <w:style w:type="paragraph" w:styleId="883">
+  <w:style w:type="paragraph" w:styleId="887">
     <w:name w:val="toc 2"/>
-    <w:basedOn w:val="894"/>
-    <w:next w:val="894"/>
+    <w:basedOn w:val="898"/>
+    <w:next w:val="898"/>
     <w:uiPriority w:val="39"/>
     <w:unhideWhenUsed/>
     <w:pPr>
@@ -34584,10 +35129,10 @@
       <w:ind w:left="220"/>
     </w:pPr>
   </w:style>
-  <w:style w:type="paragraph" w:styleId="884">
+  <w:style w:type="paragraph" w:styleId="888">
     <w:name w:val="toc 3"/>
-    <w:basedOn w:val="894"/>
-    <w:next w:val="894"/>
+    <w:basedOn w:val="898"/>
+    <w:next w:val="898"/>
     <w:uiPriority w:val="39"/>
     <w:unhideWhenUsed/>
     <w:pPr>
@@ -34596,10 +35141,10 @@
       <w:ind w:left="440"/>
     </w:pPr>
   </w:style>
-  <w:style w:type="paragraph" w:styleId="885">
+  <w:style w:type="paragraph" w:styleId="889">
     <w:name w:val="toc 4"/>
-    <w:basedOn w:val="894"/>
-    <w:next w:val="894"/>
+    <w:basedOn w:val="898"/>
+    <w:next w:val="898"/>
     <w:uiPriority w:val="39"/>
     <w:unhideWhenUsed/>
     <w:pPr>
@@ -34608,10 +35153,10 @@
       <w:ind w:left="660"/>
     </w:pPr>
   </w:style>
-  <w:style w:type="paragraph" w:styleId="886">
+  <w:style w:type="paragraph" w:styleId="890">
     <w:name w:val="toc 5"/>
-    <w:basedOn w:val="894"/>
-    <w:next w:val="894"/>
+    <w:basedOn w:val="898"/>
+    <w:next w:val="898"/>
     <w:uiPriority w:val="39"/>
     <w:unhideWhenUsed/>
     <w:pPr>
@@ -34620,10 +35165,10 @@
       <w:ind w:left="880"/>
     </w:pPr>
   </w:style>
-  <w:style w:type="paragraph" w:styleId="887">
+  <w:style w:type="paragraph" w:styleId="891">
     <w:name w:val="toc 6"/>
-    <w:basedOn w:val="894"/>
-    <w:next w:val="894"/>
+    <w:basedOn w:val="898"/>
+    <w:next w:val="898"/>
     <w:uiPriority w:val="39"/>
     <w:unhideWhenUsed/>
     <w:pPr>
@@ -34632,10 +35177,10 @@
       <w:ind w:left="1100"/>
     </w:pPr>
   </w:style>
-  <w:style w:type="paragraph" w:styleId="888">
+  <w:style w:type="paragraph" w:styleId="892">
     <w:name w:val="toc 7"/>
-    <w:basedOn w:val="894"/>
-    <w:next w:val="894"/>
+    <w:basedOn w:val="898"/>
+    <w:next w:val="898"/>
     <w:uiPriority w:val="39"/>
     <w:unhideWhenUsed/>
     <w:pPr>
@@ -34644,10 +35189,10 @@
       <w:ind w:left="1320"/>
     </w:pPr>
   </w:style>
-  <w:style w:type="paragraph" w:styleId="889">
+  <w:style w:type="paragraph" w:styleId="893">
     <w:name w:val="toc 8"/>
-    <w:basedOn w:val="894"/>
-    <w:next w:val="894"/>
+    <w:basedOn w:val="898"/>
+    <w:next w:val="898"/>
     <w:uiPriority w:val="39"/>
     <w:unhideWhenUsed/>
     <w:pPr>
@@ -34656,10 +35201,10 @@
       <w:ind w:left="1540"/>
     </w:pPr>
   </w:style>
-  <w:style w:type="paragraph" w:styleId="890">
+  <w:style w:type="paragraph" w:styleId="894">
     <w:name w:val="toc 9"/>
-    <w:basedOn w:val="894"/>
-    <w:next w:val="894"/>
+    <w:basedOn w:val="898"/>
+    <w:next w:val="898"/>
     <w:uiPriority w:val="39"/>
     <w:unhideWhenUsed/>
     <w:pPr>
@@ -34668,9 +35213,9 @@
       <w:ind w:left="1760"/>
     </w:pPr>
   </w:style>
-  <w:style w:type="character" w:styleId="891">
+  <w:style w:type="character" w:styleId="895">
     <w:name w:val="Placeholder Text"/>
-    <w:basedOn w:val="844"/>
+    <w:basedOn w:val="848"/>
     <w:uiPriority w:val="99"/>
     <w:semiHidden/>
     <w:pPr>
@@ -34682,7 +35227,7 @@
       <w:color w:val="666666"/>
     </w:rPr>
   </w:style>
-  <w:style w:type="paragraph" w:styleId="892">
+  <w:style w:type="paragraph" w:styleId="896">
     <w:name w:val="TOC Heading"/>
     <w:uiPriority w:val="39"/>
     <w:unhideWhenUsed/>
@@ -34692,10 +35237,10 @@
       <w:ind/>
     </w:pPr>
   </w:style>
-  <w:style w:type="paragraph" w:styleId="893">
+  <w:style w:type="paragraph" w:styleId="897">
     <w:name w:val="table of figures"/>
-    <w:basedOn w:val="894"/>
-    <w:next w:val="894"/>
+    <w:basedOn w:val="898"/>
+    <w:next w:val="898"/>
     <w:uiPriority w:val="99"/>
     <w:unhideWhenUsed/>
     <w:pPr>
@@ -34704,7 +35249,7 @@
       <w:ind/>
     </w:pPr>
   </w:style>
-  <w:style w:type="paragraph" w:styleId="894" w:default="1">
+  <w:style w:type="paragraph" w:styleId="898" w:default="1">
     <w:name w:val="Normal"/>
     <w:qFormat/>
     <w:pPr>
@@ -34713,7 +35258,7 @@
       <w:ind/>
     </w:pPr>
   </w:style>
-  <w:style w:type="table" w:styleId="895" w:default="1">
+  <w:style w:type="table" w:styleId="899" w:default="1">
     <w:name w:val="Normal Table"/>
     <w:uiPriority w:val="99"/>
     <w:semiHidden/>
@@ -34906,7 +35451,7 @@
       </w:tcPr>
     </w:tblStylePr>
   </w:style>
-  <w:style w:type="numbering" w:styleId="896" w:default="1">
+  <w:style w:type="numbering" w:styleId="900" w:default="1">
     <w:name w:val="No List"/>
     <w:uiPriority w:val="99"/>
     <w:semiHidden/>
@@ -34917,9 +35462,9 @@
       <w:ind/>
     </w:pPr>
   </w:style>
-  <w:style w:type="paragraph" w:styleId="897">
+  <w:style w:type="paragraph" w:styleId="901">
     <w:name w:val="No Spacing"/>
-    <w:basedOn w:val="894"/>
+    <w:basedOn w:val="898"/>
     <w:uiPriority w:val="1"/>
     <w:qFormat/>
     <w:pPr>
@@ -34928,9 +35473,9 @@
       <w:ind/>
     </w:pPr>
   </w:style>
-  <w:style w:type="paragraph" w:styleId="898">
+  <w:style w:type="paragraph" w:styleId="902">
     <w:name w:val="List Paragraph"/>
-    <w:basedOn w:val="894"/>
+    <w:basedOn w:val="898"/>
     <w:uiPriority w:val="34"/>
     <w:qFormat/>
     <w:pPr>

--- a/[1]Books/The Encounter.docx
+++ b/[1]Books/The Encounter.docx
@@ -584,7 +584,7 @@
           <w:szCs w:val="24"/>
           <w:highlight w:val="none"/>
         </w:rPr>
-        <w:t xml:space="preserve">-Nothings unusual is showing on the scanners, sir. We should expand the probe’s range in case the ship might have drifted from its original position by some cosmic currents.</w:t>
+        <w:t xml:space="preserve">-Nothings unusual is showing on the spectrometer scanners, sir. We should expand the probe’s range in case the ship might have drifted from its original position by some cosmic currents.</w:t>
       </w:r>
       <w:r>
         <w:rPr>
@@ -2019,7 +2019,7 @@
           <w:szCs w:val="24"/>
           <w:highlight w:val="none"/>
         </w:rPr>
-        <w:t xml:space="preserve">-Nothing from our scanners. It might be a weather phenomena </w:t>
+        <w:t xml:space="preserve">-Nothing yet from our scanners. It might be a weather phenomena </w:t>
       </w:r>
       <w:r>
         <w:rPr>
